--- a/охорона праці/ЛПР 8 Охорона праці.docx
+++ b/охорона праці/ЛПР 8 Охорона праці.docx
@@ -4,27 +4,386 @@
   <w:body>
     <w:p>
       <w:pPr>
+        <w:ind w:left="284" w:firstLine="567"/>
         <w:jc w:val="center"/>
+        <w:rPr>
+          <w:rFonts w:ascii="Times New Roman" w:hAnsi="Times New Roman" w:cs="Times New Roman"/>
+          <w:sz w:val="28"/>
+          <w:szCs w:val="28"/>
+          <w:lang w:val="uk-UA"/>
+        </w:rPr>
       </w:pPr>
       <w:proofErr w:type="spellStart"/>
       <w:r>
         <w:rPr>
+          <w:rFonts w:ascii="Times New Roman" w:hAnsi="Times New Roman" w:cs="Times New Roman"/>
           <w:b/>
           <w:sz w:val="28"/>
+          <w:szCs w:val="28"/>
         </w:rPr>
         <w:t>Лабораторн</w:t>
       </w:r>
       <w:proofErr w:type="spellEnd"/>
       <w:r>
         <w:rPr>
+          <w:rFonts w:ascii="Times New Roman" w:hAnsi="Times New Roman" w:cs="Times New Roman"/>
           <w:b/>
           <w:sz w:val="28"/>
+          <w:szCs w:val="28"/>
           <w:lang w:val="uk-UA"/>
         </w:rPr>
         <w:t>а</w:t>
       </w:r>
       <w:r>
         <w:rPr>
+          <w:rFonts w:ascii="Times New Roman" w:hAnsi="Times New Roman" w:cs="Times New Roman"/>
+          <w:b/>
+          <w:sz w:val="28"/>
+          <w:szCs w:val="28"/>
+        </w:rPr>
+        <w:t xml:space="preserve"> </w:t>
+      </w:r>
+      <w:proofErr w:type="spellStart"/>
+      <w:r>
+        <w:rPr>
+          <w:rFonts w:ascii="Times New Roman" w:hAnsi="Times New Roman" w:cs="Times New Roman"/>
+          <w:b/>
+          <w:sz w:val="28"/>
+          <w:szCs w:val="28"/>
+        </w:rPr>
+        <w:t>робота</w:t>
+      </w:r>
+      <w:proofErr w:type="spellEnd"/>
+      <w:r>
+        <w:rPr>
+          <w:rFonts w:ascii="Times New Roman" w:hAnsi="Times New Roman" w:cs="Times New Roman"/>
+          <w:b/>
+          <w:sz w:val="28"/>
+          <w:szCs w:val="28"/>
+        </w:rPr>
+        <w:t xml:space="preserve"> №</w:t>
+      </w:r>
+      <w:r>
+        <w:rPr>
+          <w:rFonts w:ascii="Times New Roman" w:hAnsi="Times New Roman" w:cs="Times New Roman"/>
+          <w:b/>
+          <w:sz w:val="28"/>
+          <w:szCs w:val="28"/>
+          <w:lang w:val="uk-UA"/>
+        </w:rPr>
+        <w:t>8</w:t>
+      </w:r>
+    </w:p>
+    <w:p>
+      <w:pPr>
+        <w:spacing w:after="80"/>
+        <w:rPr>
+          <w:rFonts w:ascii="Times New Roman" w:hAnsi="Times New Roman"/>
+          <w:bCs/>
+          <w:sz w:val="28"/>
+        </w:rPr>
+      </w:pPr>
+      <w:proofErr w:type="spellStart"/>
+      <w:r>
+        <w:rPr>
+          <w:rFonts w:ascii="Times New Roman" w:hAnsi="Times New Roman"/>
+          <w:b/>
+          <w:sz w:val="28"/>
+        </w:rPr>
+        <w:t>Тема</w:t>
+      </w:r>
+      <w:proofErr w:type="spellEnd"/>
+      <w:r>
+        <w:rPr>
+          <w:rFonts w:ascii="Times New Roman" w:hAnsi="Times New Roman"/>
+          <w:b/>
+          <w:sz w:val="28"/>
+        </w:rPr>
+        <w:t xml:space="preserve">: </w:t>
+      </w:r>
+      <w:r>
+        <w:rPr>
+          <w:rFonts w:ascii="Times New Roman" w:hAnsi="Times New Roman"/>
+          <w:bCs/>
+          <w:sz w:val="28"/>
+          <w:lang w:val="uk-UA"/>
+        </w:rPr>
+        <w:t>о</w:t>
+      </w:r>
+      <w:proofErr w:type="spellStart"/>
+      <w:r>
+        <w:rPr>
+          <w:rFonts w:ascii="Times New Roman" w:hAnsi="Times New Roman"/>
+          <w:bCs/>
+          <w:sz w:val="28"/>
+        </w:rPr>
+        <w:t>цінка</w:t>
+      </w:r>
+      <w:proofErr w:type="spellEnd"/>
+      <w:r>
+        <w:rPr>
+          <w:rFonts w:ascii="Times New Roman" w:hAnsi="Times New Roman"/>
+          <w:bCs/>
+          <w:sz w:val="28"/>
+        </w:rPr>
+        <w:t xml:space="preserve"> </w:t>
+      </w:r>
+      <w:proofErr w:type="spellStart"/>
+      <w:r>
+        <w:rPr>
+          <w:rFonts w:ascii="Times New Roman" w:hAnsi="Times New Roman"/>
+          <w:bCs/>
+          <w:sz w:val="28"/>
+        </w:rPr>
+        <w:t>умов</w:t>
+      </w:r>
+      <w:proofErr w:type="spellEnd"/>
+      <w:r>
+        <w:rPr>
+          <w:rFonts w:ascii="Times New Roman" w:hAnsi="Times New Roman"/>
+          <w:bCs/>
+          <w:sz w:val="28"/>
+        </w:rPr>
+        <w:t xml:space="preserve"> </w:t>
+      </w:r>
+      <w:proofErr w:type="spellStart"/>
+      <w:r>
+        <w:rPr>
+          <w:rFonts w:ascii="Times New Roman" w:hAnsi="Times New Roman"/>
+          <w:bCs/>
+          <w:sz w:val="28"/>
+        </w:rPr>
+        <w:t>праці</w:t>
+      </w:r>
+      <w:proofErr w:type="spellEnd"/>
+      <w:r>
+        <w:rPr>
+          <w:rFonts w:ascii="Times New Roman" w:hAnsi="Times New Roman"/>
+          <w:bCs/>
+          <w:sz w:val="28"/>
+        </w:rPr>
+        <w:t xml:space="preserve"> </w:t>
+      </w:r>
+      <w:proofErr w:type="spellStart"/>
+      <w:r>
+        <w:rPr>
+          <w:rFonts w:ascii="Times New Roman" w:hAnsi="Times New Roman"/>
+          <w:bCs/>
+          <w:sz w:val="28"/>
+        </w:rPr>
+        <w:t>на</w:t>
+      </w:r>
+      <w:proofErr w:type="spellEnd"/>
+      <w:r>
+        <w:rPr>
+          <w:rFonts w:ascii="Times New Roman" w:hAnsi="Times New Roman"/>
+          <w:bCs/>
+          <w:sz w:val="28"/>
+        </w:rPr>
+        <w:t xml:space="preserve"> </w:t>
+      </w:r>
+      <w:proofErr w:type="spellStart"/>
+      <w:r>
+        <w:rPr>
+          <w:rFonts w:ascii="Times New Roman" w:hAnsi="Times New Roman"/>
+          <w:bCs/>
+          <w:sz w:val="28"/>
+        </w:rPr>
+        <w:t>виробництві</w:t>
+      </w:r>
+      <w:proofErr w:type="spellEnd"/>
+      <w:r>
+        <w:rPr>
+          <w:rFonts w:ascii="Times New Roman" w:hAnsi="Times New Roman"/>
+          <w:bCs/>
+          <w:sz w:val="28"/>
+        </w:rPr>
+        <w:t xml:space="preserve"> </w:t>
+      </w:r>
+      <w:proofErr w:type="spellStart"/>
+      <w:r>
+        <w:rPr>
+          <w:rFonts w:ascii="Times New Roman" w:hAnsi="Times New Roman"/>
+          <w:bCs/>
+          <w:sz w:val="28"/>
+        </w:rPr>
+        <w:t>та</w:t>
+      </w:r>
+      <w:proofErr w:type="spellEnd"/>
+      <w:r>
+        <w:rPr>
+          <w:rFonts w:ascii="Times New Roman" w:hAnsi="Times New Roman"/>
+          <w:bCs/>
+          <w:sz w:val="28"/>
+        </w:rPr>
+        <w:t xml:space="preserve"> розробка </w:t>
+      </w:r>
+      <w:proofErr w:type="spellStart"/>
+      <w:r>
+        <w:rPr>
+          <w:rFonts w:ascii="Times New Roman" w:hAnsi="Times New Roman"/>
+          <w:bCs/>
+          <w:sz w:val="28"/>
+        </w:rPr>
+        <w:t>заходів</w:t>
+      </w:r>
+      <w:proofErr w:type="spellEnd"/>
+      <w:r>
+        <w:rPr>
+          <w:rFonts w:ascii="Times New Roman" w:hAnsi="Times New Roman"/>
+          <w:bCs/>
+          <w:sz w:val="28"/>
+        </w:rPr>
+        <w:t xml:space="preserve"> </w:t>
+      </w:r>
+      <w:proofErr w:type="spellStart"/>
+      <w:r>
+        <w:rPr>
+          <w:rFonts w:ascii="Times New Roman" w:hAnsi="Times New Roman"/>
+          <w:bCs/>
+          <w:sz w:val="28"/>
+        </w:rPr>
+        <w:t>щодо</w:t>
+      </w:r>
+      <w:proofErr w:type="spellEnd"/>
+      <w:r>
+        <w:rPr>
+          <w:rFonts w:ascii="Times New Roman" w:hAnsi="Times New Roman"/>
+          <w:bCs/>
+          <w:sz w:val="28"/>
+        </w:rPr>
+        <w:t xml:space="preserve"> </w:t>
+      </w:r>
+      <w:proofErr w:type="spellStart"/>
+      <w:r>
+        <w:rPr>
+          <w:rFonts w:ascii="Times New Roman" w:hAnsi="Times New Roman"/>
+          <w:bCs/>
+          <w:sz w:val="28"/>
+        </w:rPr>
+        <w:t>їх</w:t>
+      </w:r>
+      <w:proofErr w:type="spellEnd"/>
+      <w:r>
+        <w:rPr>
+          <w:rFonts w:ascii="Times New Roman" w:hAnsi="Times New Roman"/>
+          <w:bCs/>
+          <w:sz w:val="28"/>
+        </w:rPr>
+        <w:t xml:space="preserve"> </w:t>
+      </w:r>
+      <w:proofErr w:type="spellStart"/>
+      <w:r>
+        <w:rPr>
+          <w:rFonts w:ascii="Times New Roman" w:hAnsi="Times New Roman"/>
+          <w:bCs/>
+          <w:sz w:val="28"/>
+        </w:rPr>
+        <w:t>покращення</w:t>
+      </w:r>
+      <w:proofErr w:type="spellEnd"/>
+    </w:p>
+    <w:p>
+      <w:pPr>
+        <w:spacing w:after="80"/>
+        <w:rPr>
+          <w:rFonts w:ascii="Times New Roman" w:hAnsi="Times New Roman"/>
+          <w:bCs/>
+          <w:sz w:val="28"/>
+          <w:lang w:val="uk-UA"/>
+        </w:rPr>
+      </w:pPr>
+      <w:r>
+        <w:rPr>
+          <w:rFonts w:ascii="Times New Roman" w:hAnsi="Times New Roman"/>
+          <w:b/>
+          <w:sz w:val="28"/>
+          <w:lang w:val="uk-UA"/>
+        </w:rPr>
+        <w:t xml:space="preserve">Мета: </w:t>
+      </w:r>
+      <w:r>
+        <w:rPr>
+          <w:rFonts w:ascii="Times New Roman" w:hAnsi="Times New Roman"/>
+          <w:bCs/>
+          <w:sz w:val="28"/>
+          <w:lang w:val="uk-UA"/>
+        </w:rPr>
+        <w:t>дослідження і набуття практичних навичок аналізу умов і характеру праці для проведення атестації робочих місць</w:t>
+      </w:r>
+    </w:p>
+    <w:p>
+      <w:pPr>
+        <w:spacing w:after="80"/>
+        <w:jc w:val="both"/>
+      </w:pPr>
+      <w:proofErr w:type="spellStart"/>
+      <w:r>
+        <w:rPr>
+          <w:rFonts w:ascii="Times New Roman" w:hAnsi="Times New Roman"/>
+          <w:b/>
+          <w:bCs/>
+          <w:sz w:val="28"/>
+        </w:rPr>
+        <w:t>Матеріально-технічне</w:t>
+      </w:r>
+      <w:proofErr w:type="spellEnd"/>
+      <w:r>
+        <w:rPr>
+          <w:rFonts w:ascii="Times New Roman" w:hAnsi="Times New Roman"/>
+          <w:b/>
+          <w:bCs/>
+          <w:sz w:val="28"/>
+        </w:rPr>
+        <w:t xml:space="preserve"> </w:t>
+      </w:r>
+      <w:proofErr w:type="spellStart"/>
+      <w:r>
+        <w:rPr>
+          <w:rFonts w:ascii="Times New Roman" w:hAnsi="Times New Roman"/>
+          <w:b/>
+          <w:bCs/>
+          <w:sz w:val="28"/>
+        </w:rPr>
+        <w:t>оснащення</w:t>
+      </w:r>
+      <w:proofErr w:type="spellEnd"/>
+      <w:r>
+        <w:rPr>
+          <w:rFonts w:ascii="Times New Roman" w:hAnsi="Times New Roman"/>
+          <w:b/>
+          <w:bCs/>
+          <w:sz w:val="28"/>
+        </w:rPr>
+        <w:t>:</w:t>
+      </w:r>
+      <w:r>
+        <w:rPr>
+          <w:rFonts w:ascii="Times New Roman" w:hAnsi="Times New Roman"/>
+          <w:sz w:val="28"/>
+        </w:rPr>
+        <w:t xml:space="preserve"> ПК</w:t>
+      </w:r>
+    </w:p>
+    <w:p/>
+    <w:p>
+      <w:pPr>
+        <w:spacing w:after="80"/>
+        <w:jc w:val="center"/>
+      </w:pPr>
+      <w:proofErr w:type="spellStart"/>
+      <w:r>
+        <w:rPr>
+          <w:rFonts w:ascii="Times New Roman" w:hAnsi="Times New Roman"/>
+          <w:b/>
+          <w:sz w:val="28"/>
+        </w:rPr>
+        <w:t>Хід</w:t>
+      </w:r>
+      <w:proofErr w:type="spellEnd"/>
+      <w:r>
+        <w:rPr>
+          <w:rFonts w:ascii="Times New Roman" w:hAnsi="Times New Roman"/>
           <w:b/>
           <w:sz w:val="28"/>
         </w:rPr>
@@ -33,108 +392,70 @@
       <w:proofErr w:type="spellStart"/>
       <w:r>
         <w:rPr>
+          <w:rFonts w:ascii="Times New Roman" w:hAnsi="Times New Roman"/>
           <w:b/>
           <w:sz w:val="28"/>
         </w:rPr>
-        <w:t>робота</w:t>
+        <w:t>роботи</w:t>
       </w:r>
       <w:proofErr w:type="spellEnd"/>
       <w:r>
         <w:rPr>
+          <w:rFonts w:ascii="Times New Roman" w:hAnsi="Times New Roman"/>
           <w:b/>
           <w:sz w:val="28"/>
         </w:rPr>
-        <w:t xml:space="preserve"> №8</w:t>
+        <w:t>:</w:t>
       </w:r>
     </w:p>
     <w:p>
+      <w:pPr>
+        <w:spacing w:after="80"/>
+        <w:jc w:val="center"/>
+      </w:pPr>
+      <w:proofErr w:type="spellStart"/>
       <w:r>
         <w:rPr>
+          <w:rFonts w:ascii="Times New Roman" w:hAnsi="Times New Roman"/>
           <w:b/>
-          <w:sz w:val="24"/>
+          <w:sz w:val="28"/>
         </w:rPr>
-        <w:t xml:space="preserve">Тема: </w:t>
+        <w:t>Варіант</w:t>
       </w:r>
+      <w:proofErr w:type="spellEnd"/>
       <w:r>
         <w:rPr>
-          <w:bCs/>
-          <w:sz w:val="24"/>
+          <w:rFonts w:ascii="Times New Roman" w:hAnsi="Times New Roman"/>
+          <w:b/>
+          <w:sz w:val="28"/>
         </w:rPr>
-        <w:t>Розрахунок блискавковідводу та штучного заземлюючого пристрою</w:t>
-      </w:r>
-    </w:p>
-    <w:p>
-      <w:r>
-        <w:rPr>
-          <w:b/>
-          <w:bCs/>
-          <w:sz w:val="24"/>
-        </w:rPr>
-        <w:t>Мета роботи:</w:t>
-      </w:r>
-      <w:r>
-        <w:rPr>
-          <w:sz w:val="24"/>
-        </w:rPr>
-        <w:t xml:space="preserve"> навчитися розраховувати блискавковідводи і штучний заземлюючий пристрій для виробничих будівель.</w:t>
-      </w:r>
-    </w:p>
-    <w:p>
-      <w:r>
-        <w:rPr>
-          <w:b/>
-          <w:bCs/>
-          <w:sz w:val="24"/>
-        </w:rPr>
-        <w:t>Матеріально-технічне оснащення:</w:t>
-      </w:r>
-      <w:r>
-        <w:rPr>
-          <w:sz w:val="24"/>
-        </w:rPr>
-        <w:t xml:space="preserve"> ПК</w:t>
+        <w:t xml:space="preserve"> № 16</w:t>
       </w:r>
     </w:p>
     <w:p/>
     <w:p>
       <w:pPr>
-        <w:jc w:val="center"/>
+        <w:spacing w:after="80"/>
       </w:pPr>
       <w:r>
         <w:rPr>
+          <w:rFonts w:ascii="Times New Roman" w:hAnsi="Times New Roman"/>
           <w:b/>
-          <w:sz w:val="24"/>
+          <w:sz w:val="28"/>
         </w:rPr>
-        <w:t xml:space="preserve">Хід </w:t>
-      </w:r>
-      <w:r>
-        <w:rPr>
-          <w:b/>
-          <w:sz w:val="24"/>
-        </w:rPr>
-        <w:t>роботи:</w:t>
+        <w:t>Вхідні дані (табл. 2.1, ПЕОМ № 1–5):</w:t>
       </w:r>
     </w:p>
     <w:p>
       <w:pPr>
-        <w:jc w:val="center"/>
+        <w:spacing w:after="80"/>
       </w:pPr>
       <w:r>
         <w:rPr>
-          <w:b/>
-          <w:sz w:val="24"/>
+          <w:rFonts w:ascii="Times New Roman" w:hAnsi="Times New Roman"/>
+          <w:sz w:val="28"/>
         </w:rPr>
-        <w:t>Варіант № 16</w:t>
-      </w:r>
-    </w:p>
-    <w:p/>
-    <w:p>
-      <w:r>
-        <w:rPr>
-          <w:b/>
-          <w:sz w:val="24"/>
-        </w:rPr>
-        <w:t>Таблиця 8.1 – Вихідні дані (варіант 16)</w:t>
+        <w:t>Таблиця 2.1 – Вихідні дані для аналізу умов праці (варіант 16)</w:t>
       </w:r>
     </w:p>
     <w:tbl>
@@ -152,48 +473,63 @@
         <w:tc>
           <w:tcPr>
             <w:tcW w:w="3324" w:type="dxa"/>
+            <w:shd w:val="clear" w:color="auto" w:fill="1A376C"/>
           </w:tcPr>
           <w:p>
             <w:pPr>
+              <w:spacing w:after="40"/>
               <w:jc w:val="center"/>
             </w:pPr>
             <w:r>
               <w:rPr>
+                <w:rFonts w:ascii="Times New Roman" w:hAnsi="Times New Roman"/>
                 <w:b/>
+                <w:color w:val="FFFFFF"/>
+                <w:sz w:val="24"/>
               </w:rPr>
-              <w:t>Параметр</w:t>
+              <w:t>Показник</w:t>
             </w:r>
           </w:p>
         </w:tc>
         <w:tc>
           <w:tcPr>
             <w:tcW w:w="3324" w:type="dxa"/>
+            <w:shd w:val="clear" w:color="auto" w:fill="1A376C"/>
           </w:tcPr>
           <w:p>
             <w:pPr>
+              <w:spacing w:after="40"/>
               <w:jc w:val="center"/>
             </w:pPr>
             <w:r>
               <w:rPr>
+                <w:rFonts w:ascii="Times New Roman" w:hAnsi="Times New Roman"/>
                 <w:b/>
+                <w:color w:val="FFFFFF"/>
+                <w:sz w:val="24"/>
               </w:rPr>
-              <w:t>Позначення</w:t>
+              <w:t>Нормативне значення</w:t>
             </w:r>
           </w:p>
         </w:tc>
         <w:tc>
           <w:tcPr>
             <w:tcW w:w="3324" w:type="dxa"/>
+            <w:shd w:val="clear" w:color="auto" w:fill="1A376C"/>
           </w:tcPr>
           <w:p>
             <w:pPr>
+              <w:spacing w:after="40"/>
               <w:jc w:val="center"/>
             </w:pPr>
             <w:r>
               <w:rPr>
+                <w:rFonts w:ascii="Times New Roman" w:hAnsi="Times New Roman"/>
                 <w:b/>
+                <w:color w:val="FFFFFF"/>
+                <w:sz w:val="24"/>
               </w:rPr>
-              <w:t>Значення</w:t>
+              <w:t>Фактичне значення</w:t>
             </w:r>
           </w:p>
         </w:tc>
@@ -205,10 +541,14 @@
           </w:tcPr>
           <w:p>
             <w:pPr>
-              <w:jc w:val="center"/>
+              <w:spacing w:after="40"/>
             </w:pPr>
             <w:r>
-              <w:t>Довжина будівлі</w:t>
+              <w:rPr>
+                <w:rFonts w:ascii="Times New Roman" w:hAnsi="Times New Roman"/>
+                <w:sz w:val="24"/>
+              </w:rPr>
+              <w:t>Тип приміщення</w:t>
             </w:r>
           </w:p>
         </w:tc>
@@ -218,10 +558,15 @@
           </w:tcPr>
           <w:p>
             <w:pPr>
+              <w:spacing w:after="40"/>
               <w:jc w:val="center"/>
             </w:pPr>
             <w:r>
-              <w:t>A, м</w:t>
+              <w:rPr>
+                <w:rFonts w:ascii="Times New Roman" w:hAnsi="Times New Roman"/>
+                <w:sz w:val="24"/>
+              </w:rPr>
+              <w:t>Приміщення обчислювального центру (ОЦ)</w:t>
             </w:r>
           </w:p>
         </w:tc>
@@ -231,10 +576,15 @@
           </w:tcPr>
           <w:p>
             <w:pPr>
+              <w:spacing w:after="40"/>
               <w:jc w:val="center"/>
             </w:pPr>
             <w:r>
-              <w:t>20</w:t>
+              <w:rPr>
+                <w:rFonts w:ascii="Times New Roman" w:hAnsi="Times New Roman"/>
+                <w:sz w:val="24"/>
+              </w:rPr>
+              <w:t>Офіс програмістів (ОЦ)</w:t>
             </w:r>
           </w:p>
         </w:tc>
@@ -246,10 +596,14 @@
           </w:tcPr>
           <w:p>
             <w:pPr>
-              <w:jc w:val="center"/>
+              <w:spacing w:after="40"/>
             </w:pPr>
             <w:r>
-              <w:t>Ширина будівлі</w:t>
+              <w:rPr>
+                <w:rFonts w:ascii="Times New Roman" w:hAnsi="Times New Roman"/>
+                <w:sz w:val="24"/>
+              </w:rPr>
+              <w:t>Температура повітря (теплий/холодний період), °С</w:t>
             </w:r>
           </w:p>
         </w:tc>
@@ -259,10 +613,15 @@
           </w:tcPr>
           <w:p>
             <w:pPr>
+              <w:spacing w:after="40"/>
               <w:jc w:val="center"/>
             </w:pPr>
             <w:r>
-              <w:t>B, м</w:t>
+              <w:rPr>
+                <w:rFonts w:ascii="Times New Roman" w:hAnsi="Times New Roman"/>
+                <w:sz w:val="24"/>
+              </w:rPr>
+              <w:t>22 / 22</w:t>
             </w:r>
           </w:p>
         </w:tc>
@@ -272,10 +631,15 @@
           </w:tcPr>
           <w:p>
             <w:pPr>
+              <w:spacing w:after="40"/>
               <w:jc w:val="center"/>
             </w:pPr>
             <w:r>
-              <w:t>25</w:t>
+              <w:rPr>
+                <w:rFonts w:ascii="Times New Roman" w:hAnsi="Times New Roman"/>
+                <w:sz w:val="24"/>
+              </w:rPr>
+              <w:t>22 / 19</w:t>
             </w:r>
           </w:p>
         </w:tc>
@@ -287,10 +651,14 @@
           </w:tcPr>
           <w:p>
             <w:pPr>
-              <w:jc w:val="center"/>
+              <w:spacing w:after="40"/>
             </w:pPr>
             <w:r>
-              <w:t>Висота будівлі</w:t>
+              <w:rPr>
+                <w:rFonts w:ascii="Times New Roman" w:hAnsi="Times New Roman"/>
+                <w:sz w:val="24"/>
+              </w:rPr>
+              <w:t>Природне освітлення (КПО), %</w:t>
             </w:r>
           </w:p>
         </w:tc>
@@ -300,10 +668,15 @@
           </w:tcPr>
           <w:p>
             <w:pPr>
+              <w:spacing w:after="40"/>
               <w:jc w:val="center"/>
             </w:pPr>
             <w:r>
-              <w:t>hx, м</w:t>
+              <w:rPr>
+                <w:rFonts w:ascii="Times New Roman" w:hAnsi="Times New Roman"/>
+                <w:sz w:val="24"/>
+              </w:rPr>
+              <w:t>4,0</w:t>
             </w:r>
           </w:p>
         </w:tc>
@@ -313,9 +686,124 @@
           </w:tcPr>
           <w:p>
             <w:pPr>
+              <w:spacing w:after="40"/>
               <w:jc w:val="center"/>
             </w:pPr>
             <w:r>
+              <w:rPr>
+                <w:rFonts w:ascii="Times New Roman" w:hAnsi="Times New Roman"/>
+                <w:sz w:val="24"/>
+              </w:rPr>
+              <w:t>4,0</w:t>
+            </w:r>
+          </w:p>
+        </w:tc>
+      </w:tr>
+      <w:tr>
+        <w:tc>
+          <w:tcPr>
+            <w:tcW w:w="3324" w:type="dxa"/>
+          </w:tcPr>
+          <w:p>
+            <w:pPr>
+              <w:spacing w:after="40"/>
+            </w:pPr>
+            <w:r>
+              <w:rPr>
+                <w:rFonts w:ascii="Times New Roman" w:hAnsi="Times New Roman"/>
+                <w:sz w:val="24"/>
+              </w:rPr>
+              <w:t>Штучна освітленість робочих місць, лк</w:t>
+            </w:r>
+          </w:p>
+        </w:tc>
+        <w:tc>
+          <w:tcPr>
+            <w:tcW w:w="3324" w:type="dxa"/>
+          </w:tcPr>
+          <w:p>
+            <w:pPr>
+              <w:spacing w:after="40"/>
+              <w:jc w:val="center"/>
+            </w:pPr>
+            <w:r>
+              <w:rPr>
+                <w:rFonts w:ascii="Times New Roman" w:hAnsi="Times New Roman"/>
+                <w:sz w:val="24"/>
+              </w:rPr>
+              <w:t>300</w:t>
+            </w:r>
+          </w:p>
+        </w:tc>
+        <w:tc>
+          <w:tcPr>
+            <w:tcW w:w="3324" w:type="dxa"/>
+          </w:tcPr>
+          <w:p>
+            <w:pPr>
+              <w:spacing w:after="40"/>
+              <w:jc w:val="center"/>
+            </w:pPr>
+            <w:r>
+              <w:rPr>
+                <w:rFonts w:ascii="Times New Roman" w:hAnsi="Times New Roman"/>
+                <w:sz w:val="24"/>
+              </w:rPr>
+              <w:t>200</w:t>
+            </w:r>
+          </w:p>
+        </w:tc>
+      </w:tr>
+      <w:tr>
+        <w:tc>
+          <w:tcPr>
+            <w:tcW w:w="3324" w:type="dxa"/>
+          </w:tcPr>
+          <w:p>
+            <w:pPr>
+              <w:spacing w:after="40"/>
+            </w:pPr>
+            <w:r>
+              <w:rPr>
+                <w:rFonts w:ascii="Times New Roman" w:hAnsi="Times New Roman"/>
+                <w:sz w:val="24"/>
+              </w:rPr>
+              <w:t>Допустимий рівень шуму, дБА</w:t>
+            </w:r>
+          </w:p>
+        </w:tc>
+        <w:tc>
+          <w:tcPr>
+            <w:tcW w:w="3324" w:type="dxa"/>
+          </w:tcPr>
+          <w:p>
+            <w:pPr>
+              <w:spacing w:after="40"/>
+              <w:jc w:val="center"/>
+            </w:pPr>
+            <w:r>
+              <w:rPr>
+                <w:rFonts w:ascii="Times New Roman" w:hAnsi="Times New Roman"/>
+                <w:sz w:val="24"/>
+              </w:rPr>
+              <w:t>60</w:t>
+            </w:r>
+          </w:p>
+        </w:tc>
+        <w:tc>
+          <w:tcPr>
+            <w:tcW w:w="3324" w:type="dxa"/>
+          </w:tcPr>
+          <w:p>
+            <w:pPr>
+              <w:spacing w:after="40"/>
+              <w:jc w:val="center"/>
+            </w:pPr>
+            <w:r>
+              <w:rPr>
+                <w:rFonts w:ascii="Times New Roman" w:hAnsi="Times New Roman"/>
+                <w:sz w:val="24"/>
+              </w:rPr>
               <w:t>50</w:t>
             </w:r>
           </w:p>
@@ -328,10 +816,14 @@
           </w:tcPr>
           <w:p>
             <w:pPr>
-              <w:jc w:val="center"/>
+              <w:spacing w:after="40"/>
             </w:pPr>
             <w:r>
-              <w:t>Інтенсивність грозової діяльності</w:t>
+              <w:rPr>
+                <w:rFonts w:ascii="Times New Roman" w:hAnsi="Times New Roman"/>
+                <w:sz w:val="24"/>
+              </w:rPr>
+              <w:t>Швидкість руху повітря, м/с</w:t>
             </w:r>
           </w:p>
         </w:tc>
@@ -341,10 +833,15 @@
           </w:tcPr>
           <w:p>
             <w:pPr>
+              <w:spacing w:after="40"/>
               <w:jc w:val="center"/>
             </w:pPr>
             <w:r>
-              <w:t>t, год/рік</w:t>
+              <w:rPr>
+                <w:rFonts w:ascii="Times New Roman" w:hAnsi="Times New Roman"/>
+                <w:sz w:val="24"/>
+              </w:rPr>
+              <w:t>≤ 0,2</w:t>
             </w:r>
           </w:p>
         </w:tc>
@@ -354,10 +851,15 @@
           </w:tcPr>
           <w:p>
             <w:pPr>
+              <w:spacing w:after="40"/>
               <w:jc w:val="center"/>
             </w:pPr>
             <w:r>
-              <w:t>45</w:t>
+              <w:rPr>
+                <w:rFonts w:ascii="Times New Roman" w:hAnsi="Times New Roman"/>
+                <w:sz w:val="24"/>
+              </w:rPr>
+              <w:t>0,1</w:t>
             </w:r>
           </w:p>
         </w:tc>
@@ -369,10 +871,14 @@
           </w:tcPr>
           <w:p>
             <w:pPr>
-              <w:jc w:val="center"/>
+              <w:spacing w:after="40"/>
             </w:pPr>
             <w:r>
-              <w:t>Вибухонебезпечна зона</w:t>
+              <w:rPr>
+                <w:rFonts w:ascii="Times New Roman" w:hAnsi="Times New Roman"/>
+                <w:sz w:val="24"/>
+              </w:rPr>
+              <w:t>Відносна вологість, %</w:t>
             </w:r>
           </w:p>
         </w:tc>
@@ -382,10 +888,15 @@
           </w:tcPr>
           <w:p>
             <w:pPr>
+              <w:spacing w:after="40"/>
               <w:jc w:val="center"/>
             </w:pPr>
             <w:r>
-              <w:t>—</w:t>
+              <w:rPr>
+                <w:rFonts w:ascii="Times New Roman" w:hAnsi="Times New Roman"/>
+                <w:sz w:val="24"/>
+              </w:rPr>
+              <w:t>40–60</w:t>
             </w:r>
           </w:p>
         </w:tc>
@@ -395,10 +906,180 @@
           </w:tcPr>
           <w:p>
             <w:pPr>
+              <w:spacing w:after="40"/>
               <w:jc w:val="center"/>
             </w:pPr>
             <w:r>
-              <w:t>B-II</w:t>
+              <w:rPr>
+                <w:rFonts w:ascii="Times New Roman" w:hAnsi="Times New Roman"/>
+                <w:sz w:val="24"/>
+              </w:rPr>
+              <w:t>55</w:t>
+            </w:r>
+          </w:p>
+        </w:tc>
+      </w:tr>
+      <w:tr>
+        <w:tc>
+          <w:tcPr>
+            <w:tcW w:w="3324" w:type="dxa"/>
+          </w:tcPr>
+          <w:p>
+            <w:pPr>
+              <w:spacing w:after="40"/>
+            </w:pPr>
+            <w:r>
+              <w:rPr>
+                <w:rFonts w:ascii="Times New Roman" w:hAnsi="Times New Roman"/>
+                <w:sz w:val="24"/>
+              </w:rPr>
+              <w:t>Кількість ПЕОМ на робочих місцях, шт.</w:t>
+            </w:r>
+          </w:p>
+        </w:tc>
+        <w:tc>
+          <w:tcPr>
+            <w:tcW w:w="3324" w:type="dxa"/>
+          </w:tcPr>
+          <w:p>
+            <w:pPr>
+              <w:spacing w:after="40"/>
+              <w:jc w:val="center"/>
+            </w:pPr>
+            <w:r>
+              <w:rPr>
+                <w:rFonts w:ascii="Times New Roman" w:hAnsi="Times New Roman"/>
+                <w:sz w:val="24"/>
+              </w:rPr>
+              <w:t>5</w:t>
+            </w:r>
+          </w:p>
+        </w:tc>
+        <w:tc>
+          <w:tcPr>
+            <w:tcW w:w="3324" w:type="dxa"/>
+          </w:tcPr>
+          <w:p>
+            <w:pPr>
+              <w:spacing w:after="40"/>
+              <w:jc w:val="center"/>
+            </w:pPr>
+            <w:r>
+              <w:rPr>
+                <w:rFonts w:ascii="Times New Roman" w:hAnsi="Times New Roman"/>
+                <w:sz w:val="24"/>
+              </w:rPr>
+              <w:t>5</w:t>
+            </w:r>
+          </w:p>
+        </w:tc>
+      </w:tr>
+      <w:tr>
+        <w:tc>
+          <w:tcPr>
+            <w:tcW w:w="3324" w:type="dxa"/>
+          </w:tcPr>
+          <w:p>
+            <w:pPr>
+              <w:spacing w:after="40"/>
+            </w:pPr>
+            <w:r>
+              <w:rPr>
+                <w:rFonts w:ascii="Times New Roman" w:hAnsi="Times New Roman"/>
+                <w:sz w:val="24"/>
+              </w:rPr>
+              <w:t>Тривалість зосередженого спостереження, %</w:t>
+            </w:r>
+          </w:p>
+        </w:tc>
+        <w:tc>
+          <w:tcPr>
+            <w:tcW w:w="3324" w:type="dxa"/>
+          </w:tcPr>
+          <w:p>
+            <w:pPr>
+              <w:spacing w:after="40"/>
+              <w:jc w:val="center"/>
+            </w:pPr>
+            <w:r>
+              <w:rPr>
+                <w:rFonts w:ascii="Times New Roman" w:hAnsi="Times New Roman"/>
+                <w:sz w:val="24"/>
+              </w:rPr>
+              <w:t>≤ 25</w:t>
+            </w:r>
+          </w:p>
+        </w:tc>
+        <w:tc>
+          <w:tcPr>
+            <w:tcW w:w="3324" w:type="dxa"/>
+          </w:tcPr>
+          <w:p>
+            <w:pPr>
+              <w:spacing w:after="40"/>
+              <w:jc w:val="center"/>
+            </w:pPr>
+            <w:r>
+              <w:rPr>
+                <w:rFonts w:ascii="Times New Roman" w:hAnsi="Times New Roman"/>
+                <w:sz w:val="24"/>
+              </w:rPr>
+              <w:t>40</w:t>
+            </w:r>
+          </w:p>
+        </w:tc>
+      </w:tr>
+      <w:tr>
+        <w:tc>
+          <w:tcPr>
+            <w:tcW w:w="3324" w:type="dxa"/>
+          </w:tcPr>
+          <w:p>
+            <w:pPr>
+              <w:spacing w:after="40"/>
+            </w:pPr>
+            <w:r>
+              <w:rPr>
+                <w:rFonts w:ascii="Times New Roman" w:hAnsi="Times New Roman"/>
+                <w:sz w:val="24"/>
+              </w:rPr>
+              <w:t>Кількість важливих об'єктів спостереження</w:t>
+            </w:r>
+          </w:p>
+        </w:tc>
+        <w:tc>
+          <w:tcPr>
+            <w:tcW w:w="3324" w:type="dxa"/>
+          </w:tcPr>
+          <w:p>
+            <w:pPr>
+              <w:spacing w:after="40"/>
+              <w:jc w:val="center"/>
+            </w:pPr>
+            <w:r>
+              <w:rPr>
+                <w:rFonts w:ascii="Times New Roman" w:hAnsi="Times New Roman"/>
+                <w:sz w:val="24"/>
+              </w:rPr>
+              <w:t>≤ 5</w:t>
+            </w:r>
+          </w:p>
+        </w:tc>
+        <w:tc>
+          <w:tcPr>
+            <w:tcW w:w="3324" w:type="dxa"/>
+          </w:tcPr>
+          <w:p>
+            <w:pPr>
+              <w:spacing w:after="40"/>
+              <w:jc w:val="center"/>
+            </w:pPr>
+            <w:r>
+              <w:rPr>
+                <w:rFonts w:ascii="Times New Roman" w:hAnsi="Times New Roman"/>
+                <w:sz w:val="24"/>
+              </w:rPr>
+              <w:t>5</w:t>
             </w:r>
           </w:p>
         </w:tc>
@@ -406,323 +1087,127 @@
     </w:tbl>
     <w:p/>
     <w:p>
+      <w:pPr>
+        <w:spacing w:after="80"/>
+      </w:pPr>
       <w:r>
         <w:rPr>
+          <w:rFonts w:ascii="Times New Roman" w:hAnsi="Times New Roman"/>
           <w:b/>
-          <w:sz w:val="24"/>
+          <w:sz w:val="28"/>
         </w:rPr>
-        <w:t>Завдання:</w:t>
+        <w:t xml:space="preserve">1. </w:t>
+      </w:r>
+      <w:r>
+        <w:rPr>
+          <w:rFonts w:ascii="Times New Roman" w:hAnsi="Times New Roman"/>
+          <w:b/>
+          <w:sz w:val="28"/>
+        </w:rPr>
+        <w:t>Коефіцієнт безпеки устаткування (Kб)</w:t>
       </w:r>
     </w:p>
     <w:p>
+      <w:pPr>
+        <w:spacing w:after="80"/>
+        <w:jc w:val="both"/>
+      </w:pPr>
       <w:r>
         <w:rPr>
-          <w:sz w:val="24"/>
+          <w:rFonts w:ascii="Times New Roman" w:hAnsi="Times New Roman"/>
+          <w:sz w:val="28"/>
         </w:rPr>
-        <w:t>Розрахувати одиничний стрижневий блискавковідвід для виробничої будівлі розміром A×B×hx при інтенсивності грозової діяльності в даній місцевості t годин на рік.</w:t>
+        <w:lastRenderedPageBreak/>
+        <w:t>Аналіз фактичного стану робочих місць ПЕОМ № 1–5 показав наступні порушення вимог безпеки для даного виду обладнання (табл. 2.4). Для кожного порушення розраховано коефіцієнт важкості k</w:t>
       </w:r>
-    </w:p>
-    <w:p/>
-    <w:p>
       <w:r>
         <w:rPr>
-          <w:b/>
-          <w:sz w:val="24"/>
+          <w:rFonts w:ascii="Times New Roman" w:hAnsi="Times New Roman"/>
+          <w:sz w:val="28"/>
         </w:rPr>
-        <w:t>Розв'язання:</w:t>
+        <w:t>ᵢ</w:t>
+      </w:r>
+      <w:r>
+        <w:rPr>
+          <w:rFonts w:ascii="Times New Roman" w:hAnsi="Times New Roman"/>
+          <w:sz w:val="28"/>
+        </w:rPr>
+        <w:t xml:space="preserve"> = X</w:t>
+      </w:r>
+      <w:r>
+        <w:rPr>
+          <w:rFonts w:ascii="Times New Roman" w:hAnsi="Times New Roman"/>
+          <w:sz w:val="28"/>
+        </w:rPr>
+        <w:t>ᵢ</w:t>
+      </w:r>
+      <w:r>
+        <w:rPr>
+          <w:rFonts w:ascii="Times New Roman" w:hAnsi="Times New Roman"/>
+          <w:sz w:val="28"/>
+        </w:rPr>
+        <w:t xml:space="preserve"> / ΣX</w:t>
+      </w:r>
+      <w:r>
+        <w:rPr>
+          <w:rFonts w:ascii="Times New Roman" w:hAnsi="Times New Roman"/>
+          <w:sz w:val="28"/>
+        </w:rPr>
+        <w:t>ᵢ</w:t>
+      </w:r>
+      <w:r>
+        <w:rPr>
+          <w:rFonts w:ascii="Times New Roman" w:hAnsi="Times New Roman"/>
+          <w:sz w:val="28"/>
+        </w:rPr>
+        <w:t xml:space="preserve"> та індивідуальний кое</w:t>
+      </w:r>
+      <w:r>
+        <w:rPr>
+          <w:rFonts w:ascii="Times New Roman" w:hAnsi="Times New Roman"/>
+          <w:sz w:val="28"/>
+        </w:rPr>
+        <w:t>фіцієнт безпеки Kб</w:t>
+      </w:r>
+      <w:r>
+        <w:rPr>
+          <w:rFonts w:ascii="Times New Roman" w:hAnsi="Times New Roman"/>
+          <w:sz w:val="28"/>
+        </w:rPr>
+        <w:t>ᵢ</w:t>
+      </w:r>
+      <w:r>
+        <w:rPr>
+          <w:rFonts w:ascii="Times New Roman" w:hAnsi="Times New Roman"/>
+          <w:sz w:val="28"/>
+        </w:rPr>
+        <w:t xml:space="preserve"> = 100 · (1 − k</w:t>
+      </w:r>
+      <w:r>
+        <w:rPr>
+          <w:rFonts w:ascii="Times New Roman" w:hAnsi="Times New Roman"/>
+          <w:sz w:val="28"/>
+        </w:rPr>
+        <w:t>ᵢ</w:t>
+      </w:r>
+      <w:r>
+        <w:rPr>
+          <w:rFonts w:ascii="Times New Roman" w:hAnsi="Times New Roman"/>
+          <w:sz w:val="28"/>
+        </w:rPr>
+        <w:t>).</w:t>
       </w:r>
     </w:p>
     <w:p>
+      <w:pPr>
+        <w:spacing w:after="80"/>
+      </w:pPr>
       <w:r>
         <w:rPr>
-          <w:b/>
-          <w:sz w:val="24"/>
+          <w:rFonts w:ascii="Times New Roman" w:hAnsi="Times New Roman"/>
+          <w:sz w:val="28"/>
         </w:rPr>
-        <w:t>1) Середня кількість ударів блискавки на рік на площі 1 км²:</w:t>
-      </w:r>
-    </w:p>
-    <w:p>
-      <w:r>
-        <w:rPr>
-          <w:sz w:val="24"/>
-        </w:rPr>
-        <w:t xml:space="preserve">    За таб</w:t>
-      </w:r>
-      <w:r>
-        <w:rPr>
-          <w:sz w:val="24"/>
-        </w:rPr>
-        <w:t>л. 8.2: при t = 45 год/рік (діапазон 40÷60) → n = 6 ударів/(км²·рік)</w:t>
-      </w:r>
-    </w:p>
-    <w:p>
-      <w:r>
-        <w:rPr>
-          <w:b/>
-          <w:sz w:val="24"/>
-        </w:rPr>
-        <w:t>2) Імовірна кількість ударів блискавки на рік у будівлю:</w:t>
-      </w:r>
-    </w:p>
-    <w:p>
-      <w:r>
-        <w:rPr>
-          <w:sz w:val="24"/>
-        </w:rPr>
-        <w:t xml:space="preserve">    N = (A + 6·hx)·(B + 6·hx)·n·10⁻⁶</w:t>
-      </w:r>
-    </w:p>
-    <w:p>
-      <w:r>
-        <w:rPr>
-          <w:sz w:val="24"/>
-        </w:rPr>
-        <w:lastRenderedPageBreak/>
-        <w:t xml:space="preserve">    N = (20 + 6·50)·(25 + 6·50)·6·10⁻⁶</w:t>
-      </w:r>
-    </w:p>
-    <w:p>
-      <w:r>
-        <w:rPr>
-          <w:sz w:val="24"/>
-        </w:rPr>
-        <w:t xml:space="preserve">    N = (20 + 300)·(25 + 300)·6·10⁻⁶</w:t>
-      </w:r>
-    </w:p>
-    <w:p>
-      <w:r>
-        <w:rPr>
-          <w:sz w:val="24"/>
-        </w:rPr>
-        <w:t xml:space="preserve">    N = 320·325·6</w:t>
-      </w:r>
-      <w:r>
-        <w:rPr>
-          <w:sz w:val="24"/>
-        </w:rPr>
-        <w:t>·10⁻⁶ = 0,624 удари/рік</w:t>
-      </w:r>
-    </w:p>
-    <w:p>
-      <w:r>
-        <w:rPr>
-          <w:b/>
-          <w:sz w:val="24"/>
-        </w:rPr>
-        <w:t>3) Категорія будівлі за потрібним ступенем захисту від блискавки:</w:t>
-      </w:r>
-    </w:p>
-    <w:p>
-      <w:r>
-        <w:rPr>
-          <w:sz w:val="24"/>
-        </w:rPr>
-        <w:t xml:space="preserve">    Вибухонебезпечна зона B-II (склади та технологічні установки з пожежонебезпечним виробництвом):</w:t>
-      </w:r>
-    </w:p>
-    <w:p>
-      <w:r>
-        <w:rPr>
-          <w:sz w:val="24"/>
-        </w:rPr>
-        <w:t xml:space="preserve">    → II категорія блискавкозахисту (табл. 8.3)</w:t>
-      </w:r>
-    </w:p>
-    <w:p>
-      <w:r>
-        <w:rPr>
-          <w:b/>
-          <w:sz w:val="24"/>
-        </w:rPr>
-        <w:t>4) Визначаємо тип зони захисту:</w:t>
-      </w:r>
-    </w:p>
-    <w:p>
-      <w:r>
-        <w:rPr>
-          <w:sz w:val="24"/>
-        </w:rPr>
-        <w:t xml:space="preserve">    Умова: II категорія, інтенсивність n ≥ 10 год/рік (t = 45 ≥ 10) → табл. 8.4 застосовується</w:t>
-      </w:r>
-    </w:p>
-    <w:p>
-      <w:r>
-        <w:rPr>
-          <w:sz w:val="24"/>
-        </w:rPr>
-        <w:t xml:space="preserve">    N = 0,624 &lt; 1,0 → Зона Б (ймовірність захисту 0,95)</w:t>
-      </w:r>
-    </w:p>
-    <w:p>
-      <w:r>
-        <w:rPr>
-          <w:b/>
-          <w:sz w:val="24"/>
-        </w:rPr>
-        <w:t>5) Максимальний радіус зо</w:t>
-      </w:r>
-      <w:r>
-        <w:rPr>
-          <w:b/>
-          <w:sz w:val="24"/>
-        </w:rPr>
-        <w:t>ни захисту на рівні верха будівлі:</w:t>
-      </w:r>
-    </w:p>
-    <w:p>
-      <w:r>
-        <w:rPr>
-          <w:sz w:val="24"/>
-        </w:rPr>
-        <w:t xml:space="preserve">    Rx = √(A² + B²) / 2 = √(20² + 25²) / 2 = √(400 + 625) / 2 = √1025 / 2 = 32,02 / 2 = 16,01 м</w:t>
-      </w:r>
-    </w:p>
-    <w:p>
-      <w:r>
-        <w:rPr>
-          <w:b/>
-          <w:sz w:val="24"/>
-        </w:rPr>
-        <w:t>6) Висота блискавковідводу (розв'язуємо квадратне рівняння для зони Б):</w:t>
-      </w:r>
-    </w:p>
-    <w:p>
-      <w:r>
-        <w:rPr>
-          <w:sz w:val="24"/>
-        </w:rPr>
-        <w:t xml:space="preserve">    h = (275 + 0,588·hx) ± √[(275 + 0,588·hx)² − 647·</w:t>
-      </w:r>
-      <w:r>
-        <w:rPr>
-          <w:sz w:val="24"/>
-        </w:rPr>
-        <w:t>hx − 500·Rx]</w:t>
-      </w:r>
-    </w:p>
-    <w:p>
-      <w:r>
-        <w:rPr>
-          <w:sz w:val="24"/>
-        </w:rPr>
-        <w:t xml:space="preserve">    h = (275 + 0,588·50) ± √[(275 + 29,4)² − 647·50 − 500·16,01]</w:t>
-      </w:r>
-    </w:p>
-    <w:p>
-      <w:r>
-        <w:rPr>
-          <w:sz w:val="24"/>
-        </w:rPr>
-        <w:t xml:space="preserve">    h = 304,4 ± √[304,4² − 32 350 − 8 004]</w:t>
-      </w:r>
-    </w:p>
-    <w:p>
-      <w:r>
-        <w:rPr>
-          <w:sz w:val="24"/>
-        </w:rPr>
-        <w:t xml:space="preserve">    h = 304,4 ± √[92 659,36 − 40 354]</w:t>
-      </w:r>
-    </w:p>
-    <w:p>
-      <w:r>
-        <w:rPr>
-          <w:sz w:val="24"/>
-        </w:rPr>
-        <w:t xml:space="preserve">    h = 304,4 ± √52 305 = 304,4 ± 228,7</w:t>
-      </w:r>
-    </w:p>
-    <w:p>
-      <w:r>
-        <w:rPr>
-          <w:sz w:val="24"/>
-        </w:rPr>
-        <w:t xml:space="preserve">    h₁ = 533,1 м  (нереально, не приймається)</w:t>
-      </w:r>
-    </w:p>
-    <w:p>
-      <w:r>
-        <w:rPr>
-          <w:sz w:val="24"/>
-        </w:rPr>
-        <w:t xml:space="preserve">    h₂ = 75,7 м   ← береться менше значення</w:t>
-      </w:r>
-    </w:p>
-    <w:p>
-      <w:r>
-        <w:rPr>
-          <w:sz w:val="24"/>
-        </w:rPr>
-        <w:t xml:space="preserve">    Приймаємо h = 75,7 ≈ 76 м</w:t>
-      </w:r>
-    </w:p>
-    <w:p>
-      <w:r>
-        <w:rPr>
-          <w:b/>
-          <w:sz w:val="24"/>
-        </w:rPr>
-        <w:t>7) Максимальний радіус зони захисту на рівні поверхні землі:</w:t>
-      </w:r>
-    </w:p>
-    <w:p>
-      <w:r>
-        <w:rPr>
-          <w:sz w:val="24"/>
-        </w:rPr>
-        <w:t xml:space="preserve">    R₀ = (1,1 − 0,002·h)·h = (1,1 − 0,002·75,7)·75,7</w:t>
-      </w:r>
-    </w:p>
-    <w:p>
-      <w:r>
-        <w:rPr>
-          <w:sz w:val="24"/>
-        </w:rPr>
-        <w:t xml:space="preserve">    R₀ = (1,1 − 0,1514</w:t>
-      </w:r>
-      <w:r>
-        <w:rPr>
-          <w:sz w:val="24"/>
-        </w:rPr>
-        <w:t>)·75,7 = 0,9486·75,7 = 71,8 м</w:t>
-      </w:r>
-    </w:p>
-    <w:p>
-      <w:r>
-        <w:rPr>
-          <w:b/>
-          <w:sz w:val="24"/>
-        </w:rPr>
-        <w:lastRenderedPageBreak/>
-        <w:t>8) Максимальна висота зони захисту:</w:t>
-      </w:r>
-    </w:p>
-    <w:p>
-      <w:r>
-        <w:rPr>
-          <w:sz w:val="24"/>
-        </w:rPr>
-        <w:t xml:space="preserve">    h₀ = 0,85·h = 0,85·75,7 = 64,3 м</w:t>
-      </w:r>
-    </w:p>
-    <w:p/>
-    <w:p>
-      <w:r>
-        <w:rPr>
-          <w:b/>
-          <w:sz w:val="24"/>
-        </w:rPr>
-        <w:t>Перевірка: R₀ = 71,8 м &gt; Rx = 16,01 м ✓ – блискавковідвід забезпечує повний захист будівлі.</w:t>
-      </w:r>
-    </w:p>
-    <w:p/>
-    <w:p>
-      <w:r>
-        <w:rPr>
-          <w:b/>
-          <w:sz w:val="24"/>
-        </w:rPr>
-        <w:t>Таблиця 8.2 – Результати розрахунку блискавковідводу</w:t>
+        <w:t>Таблиця 2.4 – Послідовність порушень та коефіцієнти безпеки</w:t>
       </w:r>
     </w:p>
     <w:tbl>
@@ -732,45 +1217,172 @@
         <w:tblLook w:val="04A0" w:firstRow="1" w:lastRow="0" w:firstColumn="1" w:lastColumn="0" w:noHBand="0" w:noVBand="1"/>
       </w:tblPr>
       <w:tblGrid>
-        <w:gridCol w:w="4986"/>
-        <w:gridCol w:w="4986"/>
+        <w:gridCol w:w="1995"/>
+        <w:gridCol w:w="1995"/>
+        <w:gridCol w:w="1995"/>
+        <w:gridCol w:w="1995"/>
+        <w:gridCol w:w="1995"/>
       </w:tblGrid>
       <w:tr>
         <w:tc>
           <w:tcPr>
-            <w:tcW w:w="4986" w:type="dxa"/>
+            <w:tcW w:w="1995" w:type="dxa"/>
+            <w:shd w:val="clear" w:color="auto" w:fill="1A376C"/>
           </w:tcPr>
           <w:p>
             <w:pPr>
+              <w:spacing w:after="40"/>
               <w:jc w:val="center"/>
             </w:pPr>
             <w:r>
               <w:rPr>
+                <w:rFonts w:ascii="Times New Roman" w:hAnsi="Times New Roman"/>
                 <w:b/>
+                <w:color w:val="FFFFFF"/>
+                <w:sz w:val="24"/>
               </w:rPr>
-              <w:t>Параме</w:t>
-            </w:r>
-            <w:r>
-              <w:rPr>
-                <w:b/>
-              </w:rPr>
-              <w:t>тр</w:t>
+              <w:t>№ пм</w:t>
             </w:r>
           </w:p>
         </w:tc>
         <w:tc>
           <w:tcPr>
-            <w:tcW w:w="4986" w:type="dxa"/>
+            <w:tcW w:w="1995" w:type="dxa"/>
+            <w:shd w:val="clear" w:color="auto" w:fill="1A376C"/>
           </w:tcPr>
           <w:p>
             <w:pPr>
+              <w:spacing w:after="40"/>
               <w:jc w:val="center"/>
             </w:pPr>
             <w:r>
               <w:rPr>
+                <w:rFonts w:ascii="Times New Roman" w:hAnsi="Times New Roman"/>
                 <w:b/>
+                <w:color w:val="FFFFFF"/>
+                <w:sz w:val="24"/>
               </w:rPr>
-              <w:t>Значення</w:t>
+              <w:t>Порушення вимог безпеки</w:t>
+            </w:r>
+          </w:p>
+        </w:tc>
+        <w:tc>
+          <w:tcPr>
+            <w:tcW w:w="1995" w:type="dxa"/>
+            <w:shd w:val="clear" w:color="auto" w:fill="1A376C"/>
+          </w:tcPr>
+          <w:p>
+            <w:pPr>
+              <w:spacing w:after="40"/>
+              <w:jc w:val="center"/>
+            </w:pPr>
+            <w:r>
+              <w:rPr>
+                <w:rFonts w:ascii="Times New Roman" w:hAnsi="Times New Roman"/>
+                <w:b/>
+                <w:color w:val="FFFFFF"/>
+                <w:sz w:val="24"/>
+              </w:rPr>
+              <w:t>Оцінка</w:t>
+            </w:r>
+            <w:r>
+              <w:rPr>
+                <w:rFonts w:ascii="Times New Roman" w:hAnsi="Times New Roman"/>
+                <w:b/>
+                <w:color w:val="FFFFFF"/>
+                <w:sz w:val="24"/>
+              </w:rPr>
+              <w:br/>
+              <w:t>бал</w:t>
+            </w:r>
+          </w:p>
+        </w:tc>
+        <w:tc>
+          <w:tcPr>
+            <w:tcW w:w="1995" w:type="dxa"/>
+            <w:shd w:val="clear" w:color="auto" w:fill="1A376C"/>
+          </w:tcPr>
+          <w:p>
+            <w:pPr>
+              <w:spacing w:after="40"/>
+              <w:jc w:val="center"/>
+            </w:pPr>
+            <w:r>
+              <w:rPr>
+                <w:rFonts w:ascii="Times New Roman" w:hAnsi="Times New Roman"/>
+                <w:b/>
+                <w:color w:val="FFFFFF"/>
+                <w:sz w:val="24"/>
+              </w:rPr>
+              <w:t>Коефіцієнт</w:t>
+            </w:r>
+            <w:r>
+              <w:rPr>
+                <w:rFonts w:ascii="Times New Roman" w:hAnsi="Times New Roman"/>
+                <w:b/>
+                <w:color w:val="FFFFFF"/>
+                <w:sz w:val="24"/>
+              </w:rPr>
+              <w:br/>
+              <w:t>важкості k</w:t>
+            </w:r>
+            <w:r>
+              <w:rPr>
+                <w:rFonts w:ascii="Times New Roman" w:hAnsi="Times New Roman"/>
+                <w:b/>
+                <w:color w:val="FFFFFF"/>
+                <w:sz w:val="24"/>
+              </w:rPr>
+              <w:t>ᵢ</w:t>
+            </w:r>
+          </w:p>
+        </w:tc>
+        <w:tc>
+          <w:tcPr>
+            <w:tcW w:w="1995" w:type="dxa"/>
+            <w:shd w:val="clear" w:color="auto" w:fill="1A376C"/>
+          </w:tcPr>
+          <w:p>
+            <w:pPr>
+              <w:spacing w:after="40"/>
+              <w:jc w:val="center"/>
+            </w:pPr>
+            <w:r>
+              <w:rPr>
+                <w:rFonts w:ascii="Times New Roman" w:hAnsi="Times New Roman"/>
+                <w:b/>
+                <w:color w:val="FFFFFF"/>
+                <w:sz w:val="24"/>
+              </w:rPr>
+              <w:t>Коефіцієнт</w:t>
+            </w:r>
+            <w:r>
+              <w:rPr>
+                <w:rFonts w:ascii="Times New Roman" w:hAnsi="Times New Roman"/>
+                <w:b/>
+                <w:color w:val="FFFFFF"/>
+                <w:sz w:val="24"/>
+              </w:rPr>
+              <w:br/>
+              <w:t>безпеки Kб</w:t>
+            </w:r>
+            <w:r>
+              <w:rPr>
+                <w:rFonts w:ascii="Times New Roman" w:hAnsi="Times New Roman"/>
+                <w:b/>
+                <w:color w:val="FFFFFF"/>
+                <w:sz w:val="24"/>
+              </w:rPr>
+              <w:t>ᵢ</w:t>
+            </w:r>
+            <w:r>
+              <w:rPr>
+                <w:rFonts w:ascii="Times New Roman" w:hAnsi="Times New Roman"/>
+                <w:b/>
+                <w:color w:val="FFFFFF"/>
+                <w:sz w:val="24"/>
+              </w:rPr>
+              <w:t>, %</w:t>
             </w:r>
           </w:p>
         </w:tc>
@@ -778,27 +1390,97 @@
       <w:tr>
         <w:tc>
           <w:tcPr>
-            <w:tcW w:w="4986" w:type="dxa"/>
+            <w:tcW w:w="1995" w:type="dxa"/>
           </w:tcPr>
           <w:p>
             <w:pPr>
+              <w:spacing w:after="40"/>
               <w:jc w:val="center"/>
             </w:pPr>
             <w:r>
-              <w:t>Середня кількість ударів n, ударів/(км²·рік)</w:t>
+              <w:rPr>
+                <w:rFonts w:ascii="Times New Roman" w:hAnsi="Times New Roman"/>
+                <w:sz w:val="24"/>
+              </w:rPr>
+              <w:t>1</w:t>
             </w:r>
           </w:p>
         </w:tc>
         <w:tc>
           <w:tcPr>
-            <w:tcW w:w="4986" w:type="dxa"/>
+            <w:tcW w:w="1995" w:type="dxa"/>
           </w:tcPr>
           <w:p>
             <w:pPr>
+              <w:spacing w:after="40"/>
+            </w:pPr>
+            <w:r>
+              <w:rPr>
+                <w:rFonts w:ascii="Times New Roman" w:hAnsi="Times New Roman"/>
+                <w:sz w:val="24"/>
+              </w:rPr>
+              <w:t>Небезпечна організаційна оснащеність робочого місця</w:t>
+            </w:r>
+          </w:p>
+        </w:tc>
+        <w:tc>
+          <w:tcPr>
+            <w:tcW w:w="1995" w:type="dxa"/>
+          </w:tcPr>
+          <w:p>
+            <w:pPr>
+              <w:spacing w:after="40"/>
               <w:jc w:val="center"/>
             </w:pPr>
             <w:r>
-              <w:t>6</w:t>
+              <w:rPr>
+                <w:rFonts w:ascii="Times New Roman" w:hAnsi="Times New Roman"/>
+                <w:sz w:val="24"/>
+              </w:rPr>
+              <w:t>4</w:t>
+            </w:r>
+          </w:p>
+        </w:tc>
+        <w:tc>
+          <w:tcPr>
+            <w:tcW w:w="1995" w:type="dxa"/>
+          </w:tcPr>
+          <w:p>
+            <w:pPr>
+              <w:spacing w:after="40"/>
+              <w:jc w:val="center"/>
+            </w:pPr>
+            <w:r>
+              <w:rPr>
+                <w:rFonts w:ascii="Times New Roman" w:hAnsi="Times New Roman"/>
+                <w:sz w:val="24"/>
+              </w:rPr>
+              <w:t xml:space="preserve">4/31 = </w:t>
+            </w:r>
+            <w:r>
+              <w:rPr>
+                <w:rFonts w:ascii="Times New Roman" w:hAnsi="Times New Roman"/>
+                <w:sz w:val="24"/>
+              </w:rPr>
+              <w:t>0,129</w:t>
+            </w:r>
+          </w:p>
+        </w:tc>
+        <w:tc>
+          <w:tcPr>
+            <w:tcW w:w="1995" w:type="dxa"/>
+          </w:tcPr>
+          <w:p>
+            <w:pPr>
+              <w:spacing w:after="40"/>
+              <w:jc w:val="center"/>
+            </w:pPr>
+            <w:r>
+              <w:rPr>
+                <w:rFonts w:ascii="Times New Roman" w:hAnsi="Times New Roman"/>
+                <w:sz w:val="24"/>
+              </w:rPr>
+              <w:t>100·(1−0,129) = 87,1</w:t>
             </w:r>
           </w:p>
         </w:tc>
@@ -806,27 +1488,90 @@
       <w:tr>
         <w:tc>
           <w:tcPr>
-            <w:tcW w:w="4986" w:type="dxa"/>
+            <w:tcW w:w="1995" w:type="dxa"/>
           </w:tcPr>
           <w:p>
             <w:pPr>
+              <w:spacing w:after="40"/>
               <w:jc w:val="center"/>
             </w:pPr>
             <w:r>
-              <w:t>Імовірна кількість ударів N, ударів/рік</w:t>
+              <w:rPr>
+                <w:rFonts w:ascii="Times New Roman" w:hAnsi="Times New Roman"/>
+                <w:sz w:val="24"/>
+              </w:rPr>
+              <w:t>2</w:t>
             </w:r>
           </w:p>
         </w:tc>
         <w:tc>
           <w:tcPr>
-            <w:tcW w:w="4986" w:type="dxa"/>
+            <w:tcW w:w="1995" w:type="dxa"/>
           </w:tcPr>
           <w:p>
             <w:pPr>
+              <w:spacing w:after="40"/>
+            </w:pPr>
+            <w:r>
+              <w:rPr>
+                <w:rFonts w:ascii="Times New Roman" w:hAnsi="Times New Roman"/>
+                <w:sz w:val="24"/>
+              </w:rPr>
+              <w:t>Незадовільне розміщення нового обладнання</w:t>
+            </w:r>
+          </w:p>
+        </w:tc>
+        <w:tc>
+          <w:tcPr>
+            <w:tcW w:w="1995" w:type="dxa"/>
+          </w:tcPr>
+          <w:p>
+            <w:pPr>
+              <w:spacing w:after="40"/>
               <w:jc w:val="center"/>
             </w:pPr>
             <w:r>
-              <w:t>0,624</w:t>
+              <w:rPr>
+                <w:rFonts w:ascii="Times New Roman" w:hAnsi="Times New Roman"/>
+                <w:sz w:val="24"/>
+              </w:rPr>
+              <w:t>9</w:t>
+            </w:r>
+          </w:p>
+        </w:tc>
+        <w:tc>
+          <w:tcPr>
+            <w:tcW w:w="1995" w:type="dxa"/>
+          </w:tcPr>
+          <w:p>
+            <w:pPr>
+              <w:spacing w:after="40"/>
+              <w:jc w:val="center"/>
+            </w:pPr>
+            <w:r>
+              <w:rPr>
+                <w:rFonts w:ascii="Times New Roman" w:hAnsi="Times New Roman"/>
+                <w:sz w:val="24"/>
+              </w:rPr>
+              <w:t>9/31 = 0,290</w:t>
+            </w:r>
+          </w:p>
+        </w:tc>
+        <w:tc>
+          <w:tcPr>
+            <w:tcW w:w="1995" w:type="dxa"/>
+          </w:tcPr>
+          <w:p>
+            <w:pPr>
+              <w:spacing w:after="40"/>
+              <w:jc w:val="center"/>
+            </w:pPr>
+            <w:r>
+              <w:rPr>
+                <w:rFonts w:ascii="Times New Roman" w:hAnsi="Times New Roman"/>
+                <w:sz w:val="24"/>
+              </w:rPr>
+              <w:t>100·(1−0,290) = 71,0</w:t>
             </w:r>
           </w:p>
         </w:tc>
@@ -834,27 +1579,90 @@
       <w:tr>
         <w:tc>
           <w:tcPr>
-            <w:tcW w:w="4986" w:type="dxa"/>
+            <w:tcW w:w="1995" w:type="dxa"/>
           </w:tcPr>
           <w:p>
             <w:pPr>
+              <w:spacing w:after="40"/>
               <w:jc w:val="center"/>
             </w:pPr>
             <w:r>
-              <w:t>Категорія блискавкозахисту</w:t>
+              <w:rPr>
+                <w:rFonts w:ascii="Times New Roman" w:hAnsi="Times New Roman"/>
+                <w:sz w:val="24"/>
+              </w:rPr>
+              <w:t>3</w:t>
             </w:r>
           </w:p>
         </w:tc>
         <w:tc>
           <w:tcPr>
-            <w:tcW w:w="4986" w:type="dxa"/>
+            <w:tcW w:w="1995" w:type="dxa"/>
           </w:tcPr>
           <w:p>
             <w:pPr>
+              <w:spacing w:after="40"/>
+            </w:pPr>
+            <w:r>
+              <w:rPr>
+                <w:rFonts w:ascii="Times New Roman" w:hAnsi="Times New Roman"/>
+                <w:sz w:val="24"/>
+              </w:rPr>
+              <w:t>Незадовільний обсяг приміщення, що припадає на одну людину</w:t>
+            </w:r>
+          </w:p>
+        </w:tc>
+        <w:tc>
+          <w:tcPr>
+            <w:tcW w:w="1995" w:type="dxa"/>
+          </w:tcPr>
+          <w:p>
+            <w:pPr>
+              <w:spacing w:after="40"/>
               <w:jc w:val="center"/>
             </w:pPr>
             <w:r>
-              <w:t>II</w:t>
+              <w:rPr>
+                <w:rFonts w:ascii="Times New Roman" w:hAnsi="Times New Roman"/>
+                <w:sz w:val="24"/>
+              </w:rPr>
+              <w:t>9</w:t>
+            </w:r>
+          </w:p>
+        </w:tc>
+        <w:tc>
+          <w:tcPr>
+            <w:tcW w:w="1995" w:type="dxa"/>
+          </w:tcPr>
+          <w:p>
+            <w:pPr>
+              <w:spacing w:after="40"/>
+              <w:jc w:val="center"/>
+            </w:pPr>
+            <w:r>
+              <w:rPr>
+                <w:rFonts w:ascii="Times New Roman" w:hAnsi="Times New Roman"/>
+                <w:sz w:val="24"/>
+              </w:rPr>
+              <w:t>9/31 = 0,290</w:t>
+            </w:r>
+          </w:p>
+        </w:tc>
+        <w:tc>
+          <w:tcPr>
+            <w:tcW w:w="1995" w:type="dxa"/>
+          </w:tcPr>
+          <w:p>
+            <w:pPr>
+              <w:spacing w:after="40"/>
+              <w:jc w:val="center"/>
+            </w:pPr>
+            <w:r>
+              <w:rPr>
+                <w:rFonts w:ascii="Times New Roman" w:hAnsi="Times New Roman"/>
+                <w:sz w:val="24"/>
+              </w:rPr>
+              <w:t>100·(1−0,290) = 71,0</w:t>
             </w:r>
           </w:p>
         </w:tc>
@@ -862,27 +1670,97 @@
       <w:tr>
         <w:tc>
           <w:tcPr>
-            <w:tcW w:w="4986" w:type="dxa"/>
+            <w:tcW w:w="1995" w:type="dxa"/>
           </w:tcPr>
           <w:p>
             <w:pPr>
+              <w:spacing w:after="40"/>
               <w:jc w:val="center"/>
             </w:pPr>
             <w:r>
-              <w:t>Тип зони захисту</w:t>
+              <w:rPr>
+                <w:rFonts w:ascii="Times New Roman" w:hAnsi="Times New Roman"/>
+                <w:sz w:val="24"/>
+              </w:rPr>
+              <w:t>4</w:t>
             </w:r>
           </w:p>
         </w:tc>
         <w:tc>
           <w:tcPr>
-            <w:tcW w:w="4986" w:type="dxa"/>
+            <w:tcW w:w="1995" w:type="dxa"/>
           </w:tcPr>
           <w:p>
             <w:pPr>
+              <w:spacing w:after="40"/>
+            </w:pPr>
+            <w:r>
+              <w:rPr>
+                <w:rFonts w:ascii="Times New Roman" w:hAnsi="Times New Roman"/>
+                <w:sz w:val="24"/>
+              </w:rPr>
+              <w:t>Погане заземлення провідників</w:t>
+            </w:r>
+          </w:p>
+        </w:tc>
+        <w:tc>
+          <w:tcPr>
+            <w:tcW w:w="1995" w:type="dxa"/>
+          </w:tcPr>
+          <w:p>
+            <w:pPr>
+              <w:spacing w:after="40"/>
               <w:jc w:val="center"/>
             </w:pPr>
             <w:r>
-              <w:t>Б</w:t>
+              <w:rPr>
+                <w:rFonts w:ascii="Times New Roman" w:hAnsi="Times New Roman"/>
+                <w:sz w:val="24"/>
+              </w:rPr>
+              <w:t>4</w:t>
+            </w:r>
+          </w:p>
+        </w:tc>
+        <w:tc>
+          <w:tcPr>
+            <w:tcW w:w="1995" w:type="dxa"/>
+          </w:tcPr>
+          <w:p>
+            <w:pPr>
+              <w:spacing w:after="40"/>
+              <w:jc w:val="center"/>
+            </w:pPr>
+            <w:r>
+              <w:rPr>
+                <w:rFonts w:ascii="Times New Roman" w:hAnsi="Times New Roman"/>
+                <w:sz w:val="24"/>
+              </w:rPr>
+              <w:t xml:space="preserve">4/31 = </w:t>
+            </w:r>
+            <w:r>
+              <w:rPr>
+                <w:rFonts w:ascii="Times New Roman" w:hAnsi="Times New Roman"/>
+                <w:sz w:val="24"/>
+              </w:rPr>
+              <w:t>0,129</w:t>
+            </w:r>
+          </w:p>
+        </w:tc>
+        <w:tc>
+          <w:tcPr>
+            <w:tcW w:w="1995" w:type="dxa"/>
+          </w:tcPr>
+          <w:p>
+            <w:pPr>
+              <w:spacing w:after="40"/>
+              <w:jc w:val="center"/>
+            </w:pPr>
+            <w:r>
+              <w:rPr>
+                <w:rFonts w:ascii="Times New Roman" w:hAnsi="Times New Roman"/>
+                <w:sz w:val="24"/>
+              </w:rPr>
+              <w:t>100·(1−0,129) = 87,1</w:t>
             </w:r>
           </w:p>
         </w:tc>
@@ -890,27 +1768,90 @@
       <w:tr>
         <w:tc>
           <w:tcPr>
-            <w:tcW w:w="4986" w:type="dxa"/>
+            <w:tcW w:w="1995" w:type="dxa"/>
           </w:tcPr>
           <w:p>
             <w:pPr>
+              <w:spacing w:after="40"/>
               <w:jc w:val="center"/>
             </w:pPr>
             <w:r>
-              <w:t>Максимальний радіус захисту на рівні будівлі Rx, м</w:t>
+              <w:rPr>
+                <w:rFonts w:ascii="Times New Roman" w:hAnsi="Times New Roman"/>
+                <w:sz w:val="24"/>
+              </w:rPr>
+              <w:t>5</w:t>
             </w:r>
           </w:p>
         </w:tc>
         <w:tc>
           <w:tcPr>
-            <w:tcW w:w="4986" w:type="dxa"/>
+            <w:tcW w:w="1995" w:type="dxa"/>
           </w:tcPr>
           <w:p>
             <w:pPr>
+              <w:spacing w:after="40"/>
+            </w:pPr>
+            <w:r>
+              <w:rPr>
+                <w:rFonts w:ascii="Times New Roman" w:hAnsi="Times New Roman"/>
+                <w:sz w:val="24"/>
+              </w:rPr>
+              <w:t>Незадовільний пристрій захисного заземлення</w:t>
+            </w:r>
+          </w:p>
+        </w:tc>
+        <w:tc>
+          <w:tcPr>
+            <w:tcW w:w="1995" w:type="dxa"/>
+          </w:tcPr>
+          <w:p>
+            <w:pPr>
+              <w:spacing w:after="40"/>
               <w:jc w:val="center"/>
             </w:pPr>
             <w:r>
-              <w:t>16,01</w:t>
+              <w:rPr>
+                <w:rFonts w:ascii="Times New Roman" w:hAnsi="Times New Roman"/>
+                <w:sz w:val="24"/>
+              </w:rPr>
+              <w:t>5</w:t>
+            </w:r>
+          </w:p>
+        </w:tc>
+        <w:tc>
+          <w:tcPr>
+            <w:tcW w:w="1995" w:type="dxa"/>
+          </w:tcPr>
+          <w:p>
+            <w:pPr>
+              <w:spacing w:after="40"/>
+              <w:jc w:val="center"/>
+            </w:pPr>
+            <w:r>
+              <w:rPr>
+                <w:rFonts w:ascii="Times New Roman" w:hAnsi="Times New Roman"/>
+                <w:sz w:val="24"/>
+              </w:rPr>
+              <w:t>5/31 = 0,161</w:t>
+            </w:r>
+          </w:p>
+        </w:tc>
+        <w:tc>
+          <w:tcPr>
+            <w:tcW w:w="1995" w:type="dxa"/>
+          </w:tcPr>
+          <w:p>
+            <w:pPr>
+              <w:spacing w:after="40"/>
+              <w:jc w:val="center"/>
+            </w:pPr>
+            <w:r>
+              <w:rPr>
+                <w:rFonts w:ascii="Times New Roman" w:hAnsi="Times New Roman"/>
+                <w:sz w:val="24"/>
+              </w:rPr>
+              <w:t>100·(1−0,161) = 83,9</w:t>
             </w:r>
           </w:p>
         </w:tc>
@@ -918,27 +1859,301 @@
       <w:tr>
         <w:tc>
           <w:tcPr>
-            <w:tcW w:w="4986" w:type="dxa"/>
+            <w:tcW w:w="1995" w:type="dxa"/>
+            <w:shd w:val="clear" w:color="auto" w:fill="E8EEF7"/>
           </w:tcPr>
           <w:p>
             <w:pPr>
+              <w:spacing w:after="40"/>
               <w:jc w:val="center"/>
             </w:pPr>
             <w:r>
-              <w:t>Висота блискавковідводу h, м</w:t>
+              <w:rPr>
+                <w:rFonts w:ascii="Times New Roman" w:hAnsi="Times New Roman"/>
+                <w:sz w:val="24"/>
+              </w:rPr>
+              <w:t>Разом</w:t>
             </w:r>
           </w:p>
         </w:tc>
         <w:tc>
           <w:tcPr>
-            <w:tcW w:w="4986" w:type="dxa"/>
+            <w:tcW w:w="1995" w:type="dxa"/>
+            <w:shd w:val="clear" w:color="auto" w:fill="E8EEF7"/>
           </w:tcPr>
           <w:p>
             <w:pPr>
+              <w:spacing w:after="40"/>
+            </w:pPr>
+          </w:p>
+        </w:tc>
+        <w:tc>
+          <w:tcPr>
+            <w:tcW w:w="1995" w:type="dxa"/>
+            <w:shd w:val="clear" w:color="auto" w:fill="E8EEF7"/>
+          </w:tcPr>
+          <w:p>
+            <w:pPr>
+              <w:spacing w:after="40"/>
               <w:jc w:val="center"/>
             </w:pPr>
             <w:r>
-              <w:t>75,7</w:t>
+              <w:rPr>
+                <w:rFonts w:ascii="Times New Roman" w:hAnsi="Times New Roman"/>
+                <w:sz w:val="24"/>
+              </w:rPr>
+              <w:t>31</w:t>
+            </w:r>
+          </w:p>
+        </w:tc>
+        <w:tc>
+          <w:tcPr>
+            <w:tcW w:w="1995" w:type="dxa"/>
+            <w:shd w:val="clear" w:color="auto" w:fill="E8EEF7"/>
+          </w:tcPr>
+          <w:p>
+            <w:pPr>
+              <w:spacing w:after="40"/>
+              <w:jc w:val="center"/>
+            </w:pPr>
+            <w:r>
+              <w:rPr>
+                <w:rFonts w:ascii="Times New Roman" w:hAnsi="Times New Roman"/>
+                <w:sz w:val="24"/>
+              </w:rPr>
+              <w:t>1,000</w:t>
+            </w:r>
+          </w:p>
+        </w:tc>
+        <w:tc>
+          <w:tcPr>
+            <w:tcW w:w="1995" w:type="dxa"/>
+            <w:shd w:val="clear" w:color="auto" w:fill="E8EEF7"/>
+          </w:tcPr>
+          <w:p>
+            <w:pPr>
+              <w:spacing w:after="40"/>
+              <w:jc w:val="center"/>
+            </w:pPr>
+            <w:r>
+              <w:rPr>
+                <w:rFonts w:ascii="Times New Roman" w:hAnsi="Times New Roman"/>
+                <w:sz w:val="24"/>
+              </w:rPr>
+              <w:t>—</w:t>
+            </w:r>
+          </w:p>
+        </w:tc>
+      </w:tr>
+    </w:tbl>
+    <w:p/>
+    <w:p>
+      <w:pPr>
+        <w:spacing w:after="80"/>
+        <w:ind w:firstLine="709"/>
+        <w:jc w:val="both"/>
+      </w:pPr>
+      <w:r>
+        <w:rPr>
+          <w:rFonts w:ascii="Times New Roman" w:hAnsi="Times New Roman"/>
+          <w:sz w:val="28"/>
+        </w:rPr>
+        <w:t>Загальний коефіцієнт безпеки устаткування визначається як добуток:</w:t>
+      </w:r>
+    </w:p>
+    <w:p>
+      <w:pPr>
+        <w:spacing w:after="80"/>
+      </w:pPr>
+      <w:r>
+        <w:rPr>
+          <w:rFonts w:ascii="Times New Roman" w:hAnsi="Times New Roman"/>
+          <w:b/>
+          <w:sz w:val="28"/>
+        </w:rPr>
+        <w:t xml:space="preserve">    Kб = Kб₁ · Kб₂ · Kб₃ · Kб₄ · Kб₅ / 100⁽ⁿ⁻¹⁾</w:t>
+      </w:r>
+      <w:r>
+        <w:rPr>
+          <w:rFonts w:ascii="Times New Roman" w:hAnsi="Times New Roman"/>
+          <w:b/>
+          <w:sz w:val="28"/>
+        </w:rPr>
+        <w:br/>
+        <w:t xml:space="preserve">    Kб = (87,1 · 71,0 · 71,0 · 87,1 · 83,9) / 100⁴</w:t>
+      </w:r>
+      <w:r>
+        <w:rPr>
+          <w:rFonts w:ascii="Times New Roman" w:hAnsi="Times New Roman"/>
+          <w:b/>
+          <w:sz w:val="28"/>
+        </w:rPr>
+        <w:br/>
+        <w:t xml:space="preserve">    Kб = (87,1 · 71,0 = 6 184,1) · (71,0 · 87,1 = 6 184,1) · 83,9</w:t>
+      </w:r>
+      <w:r>
+        <w:rPr>
+          <w:rFonts w:ascii="Times New Roman" w:hAnsi="Times New Roman"/>
+          <w:b/>
+          <w:sz w:val="28"/>
+        </w:rPr>
+        <w:br/>
+        <w:t xml:space="preserve">    Kб = 6 184,1 · 6 184,1 · 83,9 / 10⁸</w:t>
+      </w:r>
+      <w:r>
+        <w:rPr>
+          <w:rFonts w:ascii="Times New Roman" w:hAnsi="Times New Roman"/>
+          <w:b/>
+          <w:sz w:val="28"/>
+        </w:rPr>
+        <w:br/>
+        <w:t xml:space="preserve">    Kб = 38 243 108 · 83,9 / 100 000 000 ≈ 32,1 %</w:t>
+      </w:r>
+    </w:p>
+    <w:p>
+      <w:pPr>
+        <w:spacing w:after="80"/>
+        <w:jc w:val="both"/>
+      </w:pPr>
+      <w:r>
+        <w:rPr>
+          <w:rFonts w:ascii="Times New Roman" w:hAnsi="Times New Roman"/>
+          <w:sz w:val="28"/>
+        </w:rPr>
+        <w:t>K</w:t>
+      </w:r>
+      <w:r>
+        <w:rPr>
+          <w:rFonts w:ascii="Times New Roman" w:hAnsi="Times New Roman"/>
+          <w:sz w:val="28"/>
+        </w:rPr>
+        <w:t>б = 32,1 % — загальна безпечність обладнання становить лише 32,1%, що свідчить про значні порушення вимог безпеки та необхідність термінових заходів.</w:t>
+      </w:r>
+    </w:p>
+    <w:p/>
+    <w:p>
+      <w:pPr>
+        <w:spacing w:after="80"/>
+      </w:pPr>
+      <w:r>
+        <w:rPr>
+          <w:rFonts w:ascii="Times New Roman" w:hAnsi="Times New Roman"/>
+          <w:b/>
+          <w:sz w:val="28"/>
+        </w:rPr>
+        <w:t>2. Послідовність модернізації установок та їх ефективність</w:t>
+      </w:r>
+    </w:p>
+    <w:p>
+      <w:pPr>
+        <w:spacing w:after="80"/>
+        <w:jc w:val="both"/>
+      </w:pPr>
+      <w:r>
+        <w:rPr>
+          <w:rFonts w:ascii="Times New Roman" w:hAnsi="Times New Roman"/>
+          <w:sz w:val="28"/>
+        </w:rPr>
+        <w:t xml:space="preserve">Відповідно до порядкових коефіцієнтів безпеки </w:t>
+      </w:r>
+      <w:r>
+        <w:rPr>
+          <w:rFonts w:ascii="Times New Roman" w:hAnsi="Times New Roman"/>
+          <w:sz w:val="28"/>
+        </w:rPr>
+        <w:t>від мінімального до максимального, визначаємо послідовність модернізації робочих місць (пріоритет — від гіршого до кращого):</w:t>
+      </w:r>
+    </w:p>
+    <w:tbl>
+      <w:tblPr>
+        <w:tblStyle w:val="aff2"/>
+        <w:tblW w:w="0" w:type="auto"/>
+        <w:tblLook w:val="04A0" w:firstRow="1" w:lastRow="0" w:firstColumn="1" w:lastColumn="0" w:noHBand="0" w:noVBand="1"/>
+      </w:tblPr>
+      <w:tblGrid>
+        <w:gridCol w:w="3324"/>
+        <w:gridCol w:w="3324"/>
+        <w:gridCol w:w="3324"/>
+      </w:tblGrid>
+      <w:tr>
+        <w:tc>
+          <w:tcPr>
+            <w:tcW w:w="3324" w:type="dxa"/>
+            <w:shd w:val="clear" w:color="auto" w:fill="1A376C"/>
+          </w:tcPr>
+          <w:p>
+            <w:pPr>
+              <w:spacing w:after="40"/>
+              <w:jc w:val="center"/>
+            </w:pPr>
+            <w:r>
+              <w:rPr>
+                <w:rFonts w:ascii="Times New Roman" w:hAnsi="Times New Roman"/>
+                <w:b/>
+                <w:color w:val="FFFFFF"/>
+                <w:sz w:val="24"/>
+              </w:rPr>
+              <w:t>Черговість усунення</w:t>
+            </w:r>
+          </w:p>
+        </w:tc>
+        <w:tc>
+          <w:tcPr>
+            <w:tcW w:w="3324" w:type="dxa"/>
+            <w:shd w:val="clear" w:color="auto" w:fill="1A376C"/>
+          </w:tcPr>
+          <w:p>
+            <w:pPr>
+              <w:spacing w:after="40"/>
+              <w:jc w:val="center"/>
+            </w:pPr>
+            <w:r>
+              <w:rPr>
+                <w:rFonts w:ascii="Times New Roman" w:hAnsi="Times New Roman"/>
+                <w:b/>
+                <w:color w:val="FFFFFF"/>
+                <w:sz w:val="24"/>
+              </w:rPr>
+              <w:t>ПЕОМ №</w:t>
+            </w:r>
+          </w:p>
+        </w:tc>
+        <w:tc>
+          <w:tcPr>
+            <w:tcW w:w="3324" w:type="dxa"/>
+            <w:shd w:val="clear" w:color="auto" w:fill="1A376C"/>
+          </w:tcPr>
+          <w:p>
+            <w:pPr>
+              <w:spacing w:after="40"/>
+              <w:jc w:val="center"/>
+            </w:pPr>
+            <w:r>
+              <w:rPr>
+                <w:rFonts w:ascii="Times New Roman" w:hAnsi="Times New Roman"/>
+                <w:b/>
+                <w:color w:val="FFFFFF"/>
+                <w:sz w:val="24"/>
+              </w:rPr>
+              <w:t>Kб</w:t>
+            </w:r>
+            <w:r>
+              <w:rPr>
+                <w:rFonts w:ascii="Times New Roman" w:hAnsi="Times New Roman"/>
+                <w:b/>
+                <w:color w:val="FFFFFF"/>
+                <w:sz w:val="24"/>
+              </w:rPr>
+              <w:t>ᵢ</w:t>
+            </w:r>
+            <w:r>
+              <w:rPr>
+                <w:rFonts w:ascii="Times New Roman" w:hAnsi="Times New Roman"/>
+                <w:b/>
+                <w:color w:val="FFFFFF"/>
+                <w:sz w:val="24"/>
+              </w:rPr>
+              <w:t>, %</w:t>
             </w:r>
           </w:p>
         </w:tc>
@@ -946,27 +2161,55 @@
       <w:tr>
         <w:tc>
           <w:tcPr>
-            <w:tcW w:w="4986" w:type="dxa"/>
+            <w:tcW w:w="3324" w:type="dxa"/>
           </w:tcPr>
           <w:p>
             <w:pPr>
+              <w:spacing w:after="40"/>
               <w:jc w:val="center"/>
             </w:pPr>
             <w:r>
-              <w:t>Радіус зони захисту на рівні землі R₀, м</w:t>
+              <w:rPr>
+                <w:rFonts w:ascii="Times New Roman" w:hAnsi="Times New Roman"/>
+                <w:sz w:val="24"/>
+              </w:rPr>
+              <w:t>1</w:t>
             </w:r>
           </w:p>
         </w:tc>
         <w:tc>
           <w:tcPr>
-            <w:tcW w:w="4986" w:type="dxa"/>
+            <w:tcW w:w="3324" w:type="dxa"/>
           </w:tcPr>
           <w:p>
             <w:pPr>
+              <w:spacing w:after="40"/>
               <w:jc w:val="center"/>
             </w:pPr>
             <w:r>
-              <w:t>71,8</w:t>
+              <w:rPr>
+                <w:rFonts w:ascii="Times New Roman" w:hAnsi="Times New Roman"/>
+                <w:sz w:val="24"/>
+              </w:rPr>
+              <w:t>2, 3</w:t>
+            </w:r>
+          </w:p>
+        </w:tc>
+        <w:tc>
+          <w:tcPr>
+            <w:tcW w:w="3324" w:type="dxa"/>
+          </w:tcPr>
+          <w:p>
+            <w:pPr>
+              <w:spacing w:after="40"/>
+              <w:jc w:val="center"/>
+            </w:pPr>
+            <w:r>
+              <w:rPr>
+                <w:rFonts w:ascii="Times New Roman" w:hAnsi="Times New Roman"/>
+                <w:sz w:val="24"/>
+              </w:rPr>
+              <w:t>71,0</w:t>
             </w:r>
           </w:p>
         </w:tc>
@@ -974,27 +2217,111 @@
       <w:tr>
         <w:tc>
           <w:tcPr>
-            <w:tcW w:w="4986" w:type="dxa"/>
+            <w:tcW w:w="3324" w:type="dxa"/>
           </w:tcPr>
           <w:p>
             <w:pPr>
+              <w:spacing w:after="40"/>
               <w:jc w:val="center"/>
             </w:pPr>
             <w:r>
-              <w:t>Висота зони захисту h₀, м</w:t>
+              <w:rPr>
+                <w:rFonts w:ascii="Times New Roman" w:hAnsi="Times New Roman"/>
+                <w:sz w:val="24"/>
+              </w:rPr>
+              <w:t>2</w:t>
             </w:r>
           </w:p>
         </w:tc>
         <w:tc>
           <w:tcPr>
-            <w:tcW w:w="4986" w:type="dxa"/>
+            <w:tcW w:w="3324" w:type="dxa"/>
           </w:tcPr>
           <w:p>
             <w:pPr>
+              <w:spacing w:after="40"/>
               <w:jc w:val="center"/>
             </w:pPr>
             <w:r>
-              <w:t>64,3</w:t>
+              <w:rPr>
+                <w:rFonts w:ascii="Times New Roman" w:hAnsi="Times New Roman"/>
+                <w:sz w:val="24"/>
+              </w:rPr>
+              <w:t>1, 4</w:t>
+            </w:r>
+          </w:p>
+        </w:tc>
+        <w:tc>
+          <w:tcPr>
+            <w:tcW w:w="3324" w:type="dxa"/>
+          </w:tcPr>
+          <w:p>
+            <w:pPr>
+              <w:spacing w:after="40"/>
+              <w:jc w:val="center"/>
+            </w:pPr>
+            <w:r>
+              <w:rPr>
+                <w:rFonts w:ascii="Times New Roman" w:hAnsi="Times New Roman"/>
+                <w:sz w:val="24"/>
+              </w:rPr>
+              <w:t>87,1</w:t>
+            </w:r>
+          </w:p>
+        </w:tc>
+      </w:tr>
+      <w:tr>
+        <w:tc>
+          <w:tcPr>
+            <w:tcW w:w="3324" w:type="dxa"/>
+          </w:tcPr>
+          <w:p>
+            <w:pPr>
+              <w:spacing w:after="40"/>
+              <w:jc w:val="center"/>
+            </w:pPr>
+            <w:r>
+              <w:rPr>
+                <w:rFonts w:ascii="Times New Roman" w:hAnsi="Times New Roman"/>
+                <w:sz w:val="24"/>
+              </w:rPr>
+              <w:t>3</w:t>
+            </w:r>
+          </w:p>
+        </w:tc>
+        <w:tc>
+          <w:tcPr>
+            <w:tcW w:w="3324" w:type="dxa"/>
+          </w:tcPr>
+          <w:p>
+            <w:pPr>
+              <w:spacing w:after="40"/>
+              <w:jc w:val="center"/>
+            </w:pPr>
+            <w:r>
+              <w:rPr>
+                <w:rFonts w:ascii="Times New Roman" w:hAnsi="Times New Roman"/>
+                <w:sz w:val="24"/>
+              </w:rPr>
+              <w:t>5</w:t>
+            </w:r>
+          </w:p>
+        </w:tc>
+        <w:tc>
+          <w:tcPr>
+            <w:tcW w:w="3324" w:type="dxa"/>
+          </w:tcPr>
+          <w:p>
+            <w:pPr>
+              <w:spacing w:after="40"/>
+              <w:jc w:val="center"/>
+            </w:pPr>
+            <w:r>
+              <w:rPr>
+                <w:rFonts w:ascii="Times New Roman" w:hAnsi="Times New Roman"/>
+                <w:sz w:val="24"/>
+              </w:rPr>
+              <w:t>83,9</w:t>
             </w:r>
           </w:p>
         </w:tc>
@@ -1002,258 +2329,1357 @@
     </w:tbl>
     <w:p/>
     <w:p>
-      <w:proofErr w:type="spellStart"/>
+      <w:pPr>
+        <w:spacing w:after="80"/>
+      </w:pPr>
       <w:r>
         <w:rPr>
+          <w:rFonts w:ascii="Times New Roman" w:hAnsi="Times New Roman"/>
           <w:b/>
-          <w:sz w:val="24"/>
+          <w:sz w:val="28"/>
         </w:rPr>
-        <w:t>Висновок</w:t>
+        <w:t>3. Категорія важкості праці</w:t>
       </w:r>
-      <w:proofErr w:type="spellEnd"/>
+    </w:p>
+    <w:p>
+      <w:pPr>
+        <w:spacing w:after="80"/>
+        <w:jc w:val="both"/>
+      </w:pPr>
       <w:r>
         <w:rPr>
-          <w:b/>
-          <w:sz w:val="24"/>
+          <w:rFonts w:ascii="Times New Roman" w:hAnsi="Times New Roman"/>
+          <w:sz w:val="28"/>
         </w:rPr>
-        <w:t>:</w:t>
+        <w:t xml:space="preserve">Для визначення </w:t>
       </w:r>
       <w:r>
         <w:rPr>
-          <w:b/>
-          <w:sz w:val="24"/>
-          <w:lang w:val="uk-UA"/>
+          <w:rFonts w:ascii="Times New Roman" w:hAnsi="Times New Roman"/>
+          <w:sz w:val="28"/>
         </w:rPr>
-        <w:t xml:space="preserve"> </w:t>
+        <w:t>категорії важкості праці заповнено бальну оцінку елементів умов праці відповідно до табл. 2.2 (нормативні показники для приміщень ОЦ: температура 22 °С, шум ≤ 60 дБА, освітленість 300 лк):</w:t>
+      </w:r>
+    </w:p>
+    <w:p>
+      <w:pPr>
+        <w:spacing w:after="80"/>
+      </w:pPr>
+      <w:r>
+        <w:rPr>
+          <w:rFonts w:ascii="Times New Roman" w:hAnsi="Times New Roman"/>
+          <w:sz w:val="28"/>
+        </w:rPr>
+        <w:t>Таблиця 2.5 – Бальна оцінка елементів умов праці (варіант 16)</w:t>
+      </w:r>
+    </w:p>
+    <w:tbl>
+      <w:tblPr>
+        <w:tblStyle w:val="aff2"/>
+        <w:tblW w:w="0" w:type="auto"/>
+        <w:tblLook w:val="04A0" w:firstRow="1" w:lastRow="0" w:firstColumn="1" w:lastColumn="0" w:noHBand="0" w:noVBand="1"/>
+      </w:tblPr>
+      <w:tblGrid>
+        <w:gridCol w:w="3324"/>
+        <w:gridCol w:w="3324"/>
+        <w:gridCol w:w="3324"/>
+      </w:tblGrid>
+      <w:tr>
+        <w:tc>
+          <w:tcPr>
+            <w:tcW w:w="3324" w:type="dxa"/>
+            <w:shd w:val="clear" w:color="auto" w:fill="1A376C"/>
+          </w:tcPr>
+          <w:p>
+            <w:pPr>
+              <w:spacing w:after="40"/>
+              <w:jc w:val="center"/>
+            </w:pPr>
+            <w:r>
+              <w:rPr>
+                <w:rFonts w:ascii="Times New Roman" w:hAnsi="Times New Roman"/>
+                <w:b/>
+                <w:color w:val="FFFFFF"/>
+                <w:sz w:val="24"/>
+              </w:rPr>
+              <w:t>Елемент умов праці</w:t>
+            </w:r>
+          </w:p>
+        </w:tc>
+        <w:tc>
+          <w:tcPr>
+            <w:tcW w:w="3324" w:type="dxa"/>
+            <w:shd w:val="clear" w:color="auto" w:fill="1A376C"/>
+          </w:tcPr>
+          <w:p>
+            <w:pPr>
+              <w:spacing w:after="40"/>
+              <w:jc w:val="center"/>
+            </w:pPr>
+            <w:r>
+              <w:rPr>
+                <w:rFonts w:ascii="Times New Roman" w:hAnsi="Times New Roman"/>
+                <w:b/>
+                <w:color w:val="FFFFFF"/>
+                <w:sz w:val="24"/>
+              </w:rPr>
+              <w:t>Фактичне значення</w:t>
+            </w:r>
+          </w:p>
+        </w:tc>
+        <w:tc>
+          <w:tcPr>
+            <w:tcW w:w="3324" w:type="dxa"/>
+            <w:shd w:val="clear" w:color="auto" w:fill="1A376C"/>
+          </w:tcPr>
+          <w:p>
+            <w:pPr>
+              <w:spacing w:after="40"/>
+              <w:jc w:val="center"/>
+            </w:pPr>
+            <w:r>
+              <w:rPr>
+                <w:rFonts w:ascii="Times New Roman" w:hAnsi="Times New Roman"/>
+                <w:b/>
+                <w:color w:val="FFFFFF"/>
+                <w:sz w:val="24"/>
+              </w:rPr>
+              <w:t>Бальна оцінка X</w:t>
+            </w:r>
+            <w:r>
+              <w:rPr>
+                <w:rFonts w:ascii="Times New Roman" w:hAnsi="Times New Roman"/>
+                <w:b/>
+                <w:color w:val="FFFFFF"/>
+                <w:sz w:val="24"/>
+              </w:rPr>
+              <w:t>ᵢ</w:t>
+            </w:r>
+          </w:p>
+        </w:tc>
+      </w:tr>
+      <w:tr>
+        <w:tc>
+          <w:tcPr>
+            <w:tcW w:w="3324" w:type="dxa"/>
+          </w:tcPr>
+          <w:p>
+            <w:pPr>
+              <w:spacing w:after="40"/>
+            </w:pPr>
+            <w:r>
+              <w:rPr>
+                <w:rFonts w:ascii="Times New Roman" w:hAnsi="Times New Roman"/>
+                <w:sz w:val="24"/>
+              </w:rPr>
+              <w:t>Температура повітря (теплий пер.), °С</w:t>
+            </w:r>
+          </w:p>
+        </w:tc>
+        <w:tc>
+          <w:tcPr>
+            <w:tcW w:w="3324" w:type="dxa"/>
+          </w:tcPr>
+          <w:p>
+            <w:pPr>
+              <w:spacing w:after="40"/>
+              <w:jc w:val="center"/>
+            </w:pPr>
+            <w:r>
+              <w:rPr>
+                <w:rFonts w:ascii="Times New Roman" w:hAnsi="Times New Roman"/>
+                <w:sz w:val="24"/>
+              </w:rPr>
+              <w:t>22</w:t>
+            </w:r>
+          </w:p>
+        </w:tc>
+        <w:tc>
+          <w:tcPr>
+            <w:tcW w:w="3324" w:type="dxa"/>
+          </w:tcPr>
+          <w:p>
+            <w:pPr>
+              <w:spacing w:after="40"/>
+              <w:jc w:val="center"/>
+            </w:pPr>
+            <w:r>
+              <w:rPr>
+                <w:rFonts w:ascii="Times New Roman" w:hAnsi="Times New Roman"/>
+                <w:sz w:val="24"/>
+              </w:rPr>
+              <w:t>2</w:t>
+            </w:r>
+          </w:p>
+        </w:tc>
+      </w:tr>
+      <w:tr>
+        <w:tc>
+          <w:tcPr>
+            <w:tcW w:w="3324" w:type="dxa"/>
+          </w:tcPr>
+          <w:p>
+            <w:pPr>
+              <w:spacing w:after="40"/>
+            </w:pPr>
+            <w:r>
+              <w:rPr>
+                <w:rFonts w:ascii="Times New Roman" w:hAnsi="Times New Roman"/>
+                <w:sz w:val="24"/>
+              </w:rPr>
+              <w:t>Швидкість руху повітря, м/с</w:t>
+            </w:r>
+          </w:p>
+        </w:tc>
+        <w:tc>
+          <w:tcPr>
+            <w:tcW w:w="3324" w:type="dxa"/>
+          </w:tcPr>
+          <w:p>
+            <w:pPr>
+              <w:spacing w:after="40"/>
+              <w:jc w:val="center"/>
+            </w:pPr>
+            <w:r>
+              <w:rPr>
+                <w:rFonts w:ascii="Times New Roman" w:hAnsi="Times New Roman"/>
+                <w:sz w:val="24"/>
+              </w:rPr>
+              <w:t>0,1</w:t>
+            </w:r>
+          </w:p>
+        </w:tc>
+        <w:tc>
+          <w:tcPr>
+            <w:tcW w:w="3324" w:type="dxa"/>
+          </w:tcPr>
+          <w:p>
+            <w:pPr>
+              <w:spacing w:after="40"/>
+              <w:jc w:val="center"/>
+            </w:pPr>
+            <w:r>
+              <w:rPr>
+                <w:rFonts w:ascii="Times New Roman" w:hAnsi="Times New Roman"/>
+                <w:sz w:val="24"/>
+              </w:rPr>
+              <w:t>1</w:t>
+            </w:r>
+          </w:p>
+        </w:tc>
+      </w:tr>
+      <w:tr>
+        <w:tc>
+          <w:tcPr>
+            <w:tcW w:w="3324" w:type="dxa"/>
+          </w:tcPr>
+          <w:p>
+            <w:pPr>
+              <w:spacing w:after="40"/>
+            </w:pPr>
+            <w:r>
+              <w:rPr>
+                <w:rFonts w:ascii="Times New Roman" w:hAnsi="Times New Roman"/>
+                <w:sz w:val="24"/>
+              </w:rPr>
+              <w:t>Відносна вологість, %</w:t>
+            </w:r>
+          </w:p>
+        </w:tc>
+        <w:tc>
+          <w:tcPr>
+            <w:tcW w:w="3324" w:type="dxa"/>
+          </w:tcPr>
+          <w:p>
+            <w:pPr>
+              <w:spacing w:after="40"/>
+              <w:jc w:val="center"/>
+            </w:pPr>
+            <w:r>
+              <w:rPr>
+                <w:rFonts w:ascii="Times New Roman" w:hAnsi="Times New Roman"/>
+                <w:sz w:val="24"/>
+              </w:rPr>
+              <w:t>55</w:t>
+            </w:r>
+          </w:p>
+        </w:tc>
+        <w:tc>
+          <w:tcPr>
+            <w:tcW w:w="3324" w:type="dxa"/>
+          </w:tcPr>
+          <w:p>
+            <w:pPr>
+              <w:spacing w:after="40"/>
+              <w:jc w:val="center"/>
+            </w:pPr>
+            <w:r>
+              <w:rPr>
+                <w:rFonts w:ascii="Times New Roman" w:hAnsi="Times New Roman"/>
+                <w:sz w:val="24"/>
+              </w:rPr>
+              <w:t>2</w:t>
+            </w:r>
+          </w:p>
+        </w:tc>
+      </w:tr>
+      <w:tr>
+        <w:tc>
+          <w:tcPr>
+            <w:tcW w:w="3324" w:type="dxa"/>
+          </w:tcPr>
+          <w:p>
+            <w:pPr>
+              <w:spacing w:after="40"/>
+            </w:pPr>
+            <w:r>
+              <w:rPr>
+                <w:rFonts w:ascii="Times New Roman" w:hAnsi="Times New Roman"/>
+                <w:sz w:val="24"/>
+              </w:rPr>
+              <w:t>Шум, дБА</w:t>
+            </w:r>
+          </w:p>
+        </w:tc>
+        <w:tc>
+          <w:tcPr>
+            <w:tcW w:w="3324" w:type="dxa"/>
+          </w:tcPr>
+          <w:p>
+            <w:pPr>
+              <w:spacing w:after="40"/>
+              <w:jc w:val="center"/>
+            </w:pPr>
+            <w:r>
+              <w:rPr>
+                <w:rFonts w:ascii="Times New Roman" w:hAnsi="Times New Roman"/>
+                <w:sz w:val="24"/>
+              </w:rPr>
+              <w:t>50</w:t>
+            </w:r>
+          </w:p>
+        </w:tc>
+        <w:tc>
+          <w:tcPr>
+            <w:tcW w:w="3324" w:type="dxa"/>
+          </w:tcPr>
+          <w:p>
+            <w:pPr>
+              <w:spacing w:after="40"/>
+              <w:jc w:val="center"/>
+            </w:pPr>
+            <w:r>
+              <w:rPr>
+                <w:rFonts w:ascii="Times New Roman" w:hAnsi="Times New Roman"/>
+                <w:sz w:val="24"/>
+              </w:rPr>
+              <w:t>2</w:t>
+            </w:r>
+          </w:p>
+        </w:tc>
+      </w:tr>
+      <w:tr>
+        <w:tc>
+          <w:tcPr>
+            <w:tcW w:w="3324" w:type="dxa"/>
+          </w:tcPr>
+          <w:p>
+            <w:pPr>
+              <w:spacing w:after="40"/>
+            </w:pPr>
+            <w:r>
+              <w:rPr>
+                <w:rFonts w:ascii="Times New Roman" w:hAnsi="Times New Roman"/>
+                <w:sz w:val="24"/>
+              </w:rPr>
+              <w:t>Освітленість, лк</w:t>
+            </w:r>
+          </w:p>
+        </w:tc>
+        <w:tc>
+          <w:tcPr>
+            <w:tcW w:w="3324" w:type="dxa"/>
+          </w:tcPr>
+          <w:p>
+            <w:pPr>
+              <w:spacing w:after="40"/>
+              <w:jc w:val="center"/>
+            </w:pPr>
+            <w:r>
+              <w:rPr>
+                <w:rFonts w:ascii="Times New Roman" w:hAnsi="Times New Roman"/>
+                <w:sz w:val="24"/>
+              </w:rPr>
+              <w:t>200 (норм. 300)</w:t>
+            </w:r>
+          </w:p>
+        </w:tc>
+        <w:tc>
+          <w:tcPr>
+            <w:tcW w:w="3324" w:type="dxa"/>
+          </w:tcPr>
+          <w:p>
+            <w:pPr>
+              <w:spacing w:after="40"/>
+              <w:jc w:val="center"/>
+            </w:pPr>
+            <w:r>
+              <w:rPr>
+                <w:rFonts w:ascii="Times New Roman" w:hAnsi="Times New Roman"/>
+                <w:sz w:val="24"/>
+              </w:rPr>
+              <w:t>4</w:t>
+            </w:r>
+          </w:p>
+        </w:tc>
+      </w:tr>
+      <w:tr>
+        <w:tc>
+          <w:tcPr>
+            <w:tcW w:w="3324" w:type="dxa"/>
+          </w:tcPr>
+          <w:p>
+            <w:pPr>
+              <w:spacing w:after="40"/>
+            </w:pPr>
+            <w:r>
+              <w:rPr>
+                <w:rFonts w:ascii="Times New Roman" w:hAnsi="Times New Roman"/>
+                <w:sz w:val="24"/>
+              </w:rPr>
+              <w:t xml:space="preserve">Тривалість зосередженого </w:t>
+            </w:r>
+            <w:r>
+              <w:rPr>
+                <w:rFonts w:ascii="Times New Roman" w:hAnsi="Times New Roman"/>
+                <w:sz w:val="24"/>
+              </w:rPr>
+              <w:t>спостереження, %</w:t>
+            </w:r>
+          </w:p>
+        </w:tc>
+        <w:tc>
+          <w:tcPr>
+            <w:tcW w:w="3324" w:type="dxa"/>
+          </w:tcPr>
+          <w:p>
+            <w:pPr>
+              <w:spacing w:after="40"/>
+              <w:jc w:val="center"/>
+            </w:pPr>
+            <w:r>
+              <w:rPr>
+                <w:rFonts w:ascii="Times New Roman" w:hAnsi="Times New Roman"/>
+                <w:sz w:val="24"/>
+              </w:rPr>
+              <w:t>40 (норм. ≤25)</w:t>
+            </w:r>
+          </w:p>
+        </w:tc>
+        <w:tc>
+          <w:tcPr>
+            <w:tcW w:w="3324" w:type="dxa"/>
+          </w:tcPr>
+          <w:p>
+            <w:pPr>
+              <w:spacing w:after="40"/>
+              <w:jc w:val="center"/>
+            </w:pPr>
+            <w:r>
+              <w:rPr>
+                <w:rFonts w:ascii="Times New Roman" w:hAnsi="Times New Roman"/>
+                <w:sz w:val="24"/>
+              </w:rPr>
+              <w:t>6  ← Xmax</w:t>
+            </w:r>
+          </w:p>
+        </w:tc>
+      </w:tr>
+    </w:tbl>
+    <w:p/>
+    <w:p>
+      <w:pPr>
+        <w:spacing w:after="80"/>
+        <w:jc w:val="both"/>
+      </w:pPr>
+      <w:r>
+        <w:rPr>
+          <w:rFonts w:ascii="Times New Roman" w:hAnsi="Times New Roman"/>
+          <w:sz w:val="28"/>
+        </w:rPr>
+        <w:t>Сума балів усіх елементів: ΣX</w:t>
       </w:r>
       <w:r>
         <w:rPr>
-          <w:bCs/>
-          <w:sz w:val="24"/>
-          <w:lang w:val="uk-UA"/>
+          <w:rFonts w:ascii="Times New Roman" w:hAnsi="Times New Roman"/>
+          <w:sz w:val="28"/>
         </w:rPr>
-        <w:t>у</w:t>
+        <w:t>ᵢ</w:t>
       </w:r>
       <w:r>
         <w:rPr>
-          <w:sz w:val="24"/>
+          <w:rFonts w:ascii="Times New Roman" w:hAnsi="Times New Roman"/>
+          <w:sz w:val="28"/>
         </w:rPr>
-        <w:t xml:space="preserve"> </w:t>
+        <w:t xml:space="preserve"> = 2+1+2+2+4+6 = 17</w:t>
       </w:r>
-      <w:proofErr w:type="spellStart"/>
+    </w:p>
+    <w:p>
+      <w:pPr>
+        <w:spacing w:after="80"/>
+        <w:jc w:val="both"/>
+      </w:pPr>
       <w:r>
         <w:rPr>
-          <w:sz w:val="24"/>
+          <w:rFonts w:ascii="Times New Roman" w:hAnsi="Times New Roman"/>
+          <w:sz w:val="28"/>
         </w:rPr>
-        <w:t>ході</w:t>
+        <w:t>Елемент з найвищою оцінкою (зовнішнє середовище): Xmax = X₆ = 6 (тривалість зосередженого спостереження).</w:t>
       </w:r>
-      <w:proofErr w:type="spellEnd"/>
+    </w:p>
+    <w:p>
+      <w:pPr>
+        <w:spacing w:after="80"/>
+        <w:jc w:val="both"/>
+      </w:pPr>
       <w:r>
         <w:rPr>
-          <w:sz w:val="24"/>
+          <w:rFonts w:ascii="Times New Roman" w:hAnsi="Times New Roman"/>
+          <w:sz w:val="28"/>
         </w:rPr>
-        <w:t xml:space="preserve"> </w:t>
+        <w:t>Середній бал решти елементів (без Xmax):</w:t>
       </w:r>
-      <w:proofErr w:type="spellStart"/>
+    </w:p>
+    <w:p>
+      <w:pPr>
+        <w:spacing w:after="80"/>
+      </w:pPr>
       <w:r>
         <w:rPr>
-          <w:sz w:val="24"/>
+          <w:rFonts w:ascii="Times New Roman" w:hAnsi="Times New Roman"/>
+          <w:b/>
+          <w:sz w:val="28"/>
         </w:rPr>
-        <w:t>виконання</w:t>
-      </w:r>
-      <w:proofErr w:type="spellEnd"/>
-      <w:r>
-        <w:rPr>
-          <w:sz w:val="24"/>
-        </w:rPr>
-        <w:t xml:space="preserve"> </w:t>
-      </w:r>
-      <w:proofErr w:type="spellStart"/>
-      <w:r>
-        <w:rPr>
-          <w:sz w:val="24"/>
-        </w:rPr>
-        <w:t>роботи</w:t>
-      </w:r>
-      <w:proofErr w:type="spellEnd"/>
-      <w:r>
-        <w:rPr>
-          <w:sz w:val="24"/>
-        </w:rPr>
-        <w:t xml:space="preserve"> </w:t>
-      </w:r>
-      <w:proofErr w:type="spellStart"/>
-      <w:r>
-        <w:rPr>
-          <w:sz w:val="24"/>
-        </w:rPr>
-        <w:t>розраховано</w:t>
-      </w:r>
-      <w:proofErr w:type="spellEnd"/>
-      <w:r>
-        <w:rPr>
-          <w:sz w:val="24"/>
-        </w:rPr>
-        <w:t xml:space="preserve"> </w:t>
-      </w:r>
-      <w:proofErr w:type="spellStart"/>
-      <w:r>
-        <w:rPr>
-          <w:sz w:val="24"/>
-        </w:rPr>
-        <w:t>одиничний</w:t>
-      </w:r>
-      <w:proofErr w:type="spellEnd"/>
-      <w:r>
-        <w:rPr>
-          <w:sz w:val="24"/>
-        </w:rPr>
-        <w:t xml:space="preserve"> </w:t>
-      </w:r>
-      <w:proofErr w:type="spellStart"/>
-      <w:r>
-        <w:rPr>
-          <w:sz w:val="24"/>
-        </w:rPr>
-        <w:t>стрижневий</w:t>
-      </w:r>
-      <w:proofErr w:type="spellEnd"/>
-      <w:r>
-        <w:rPr>
-          <w:sz w:val="24"/>
-        </w:rPr>
-        <w:t xml:space="preserve"> </w:t>
-      </w:r>
-      <w:proofErr w:type="spellStart"/>
-      <w:r>
-        <w:rPr>
-          <w:sz w:val="24"/>
-        </w:rPr>
-        <w:t>блискавковідвід</w:t>
-      </w:r>
-      <w:proofErr w:type="spellEnd"/>
-      <w:r>
-        <w:rPr>
-          <w:sz w:val="24"/>
-        </w:rPr>
-        <w:t xml:space="preserve"> </w:t>
-      </w:r>
-      <w:proofErr w:type="spellStart"/>
-      <w:r>
-        <w:rPr>
-          <w:sz w:val="24"/>
-        </w:rPr>
-        <w:t>для</w:t>
-      </w:r>
-      <w:proofErr w:type="spellEnd"/>
-      <w:r>
-        <w:rPr>
-          <w:sz w:val="24"/>
-        </w:rPr>
-        <w:t xml:space="preserve"> </w:t>
-      </w:r>
-      <w:proofErr w:type="spellStart"/>
-      <w:r>
-        <w:rPr>
-          <w:sz w:val="24"/>
-        </w:rPr>
-        <w:t>виробничої</w:t>
-      </w:r>
-      <w:proofErr w:type="spellEnd"/>
-      <w:r>
-        <w:rPr>
-          <w:sz w:val="24"/>
-        </w:rPr>
-        <w:t xml:space="preserve"> </w:t>
-      </w:r>
-      <w:proofErr w:type="spellStart"/>
-      <w:r>
-        <w:rPr>
-          <w:sz w:val="24"/>
-        </w:rPr>
-        <w:t>будівлі</w:t>
-      </w:r>
-      <w:proofErr w:type="spellEnd"/>
-      <w:r>
-        <w:rPr>
-          <w:sz w:val="24"/>
-        </w:rPr>
-        <w:t xml:space="preserve"> </w:t>
-      </w:r>
-      <w:proofErr w:type="spellStart"/>
-      <w:r>
-        <w:rPr>
-          <w:sz w:val="24"/>
-        </w:rPr>
-        <w:t>розміром</w:t>
-      </w:r>
-      <w:proofErr w:type="spellEnd"/>
-      <w:r>
-        <w:rPr>
-          <w:sz w:val="24"/>
-        </w:rPr>
-        <w:t xml:space="preserve"> 20×25×50 м (</w:t>
-      </w:r>
-      <w:proofErr w:type="spellStart"/>
-      <w:r>
-        <w:rPr>
-          <w:sz w:val="24"/>
-        </w:rPr>
-        <w:t>варіант</w:t>
-      </w:r>
-      <w:proofErr w:type="spellEnd"/>
-      <w:r>
-        <w:rPr>
-          <w:sz w:val="24"/>
-        </w:rPr>
-        <w:t xml:space="preserve"> 16) з </w:t>
-      </w:r>
-      <w:proofErr w:type="spellStart"/>
-      <w:r>
-        <w:rPr>
-          <w:sz w:val="24"/>
-        </w:rPr>
-        <w:t>вибухонебезпечною</w:t>
-      </w:r>
-      <w:proofErr w:type="spellEnd"/>
-      <w:r>
-        <w:rPr>
-          <w:sz w:val="24"/>
-        </w:rPr>
-        <w:t xml:space="preserve"> </w:t>
-      </w:r>
-      <w:proofErr w:type="spellStart"/>
-      <w:r>
-        <w:rPr>
-          <w:sz w:val="24"/>
-        </w:rPr>
-        <w:t>зоною</w:t>
-      </w:r>
-      <w:proofErr w:type="spellEnd"/>
-      <w:r>
-        <w:rPr>
-          <w:sz w:val="24"/>
-        </w:rPr>
-        <w:t xml:space="preserve"> B-II. </w:t>
+        <w:t xml:space="preserve">    X̄ = (ΣX</w:t>
       </w:r>
       <w:r>
         <w:rPr>
-          <w:sz w:val="24"/>
+          <w:rFonts w:ascii="Times New Roman" w:hAnsi="Times New Roman"/>
+          <w:b/>
+          <w:sz w:val="28"/>
         </w:rPr>
-        <w:t>Будівля належить до II категорії блискавкозахисту. Імовірна кількість ударів блискавки на рік N = 0,624, що відповідає зоні захисту типу Б (ймовірність захисту 0,95). Розрахована висота блискавковідводу складає h = 75,7 м. Радіус зони захисту на рівні земл</w:t>
+        <w:t>ᵢ</w:t>
       </w:r>
       <w:r>
         <w:rPr>
-          <w:sz w:val="24"/>
+          <w:rFonts w:ascii="Times New Roman" w:hAnsi="Times New Roman"/>
+          <w:b/>
+          <w:sz w:val="28"/>
         </w:rPr>
-        <w:t>і R₀ = 71,8 м перевищує необхідний радіус Rx = 16,01 м, що підтверджує достатність захисту. Блискавковідвід доцільно встановити на даху або поруч з будівлею, забезпечивши надійне заземлення з опором не більше 4 Ом (для II категорії).</w:t>
+        <w:t xml:space="preserve"> −</w:t>
+      </w:r>
+      <w:r>
+        <w:rPr>
+          <w:rFonts w:ascii="Times New Roman" w:hAnsi="Times New Roman"/>
+          <w:b/>
+          <w:sz w:val="28"/>
+        </w:rPr>
+        <w:t xml:space="preserve"> Xmax) / (n − 1) = (17 − 6) / (6 − 1) = 11 / 5 = 2,2</w:t>
+      </w:r>
+    </w:p>
+    <w:p>
+      <w:pPr>
+        <w:spacing w:after="80"/>
+        <w:jc w:val="both"/>
+      </w:pPr>
+      <w:r>
+        <w:rPr>
+          <w:rFonts w:ascii="Times New Roman" w:hAnsi="Times New Roman"/>
+          <w:sz w:val="28"/>
+        </w:rPr>
+        <w:t>Інтегральна бальна оцінка важкості праці (формула 2.2):</w:t>
+      </w:r>
+    </w:p>
+    <w:p>
+      <w:pPr>
+        <w:spacing w:after="80"/>
+      </w:pPr>
+      <w:r>
+        <w:rPr>
+          <w:rFonts w:ascii="Times New Roman" w:hAnsi="Times New Roman"/>
+          <w:b/>
+          <w:sz w:val="28"/>
+        </w:rPr>
+        <w:lastRenderedPageBreak/>
+        <w:t xml:space="preserve">    It = Xmax × (6 − X̄) + X̄ × (n − 1)</w:t>
+      </w:r>
+      <w:r>
+        <w:rPr>
+          <w:rFonts w:ascii="Times New Roman" w:hAnsi="Times New Roman"/>
+          <w:b/>
+          <w:sz w:val="28"/>
+        </w:rPr>
+        <w:br/>
+      </w:r>
+      <w:r>
+        <w:rPr>
+          <w:rFonts w:ascii="Times New Roman" w:hAnsi="Times New Roman"/>
+          <w:b/>
+          <w:sz w:val="28"/>
+        </w:rPr>
+        <w:t xml:space="preserve">    It = 6 × (6 − 2,2) + 2,2 × 5 = 6 × 3,8 + 11,0 = 22,8 + 11,0 = 33,8</w:t>
+      </w:r>
+    </w:p>
+    <w:p>
+      <w:pPr>
+        <w:spacing w:after="80"/>
+        <w:jc w:val="both"/>
+      </w:pPr>
+      <w:r>
+        <w:rPr>
+          <w:rFonts w:ascii="Times New Roman" w:hAnsi="Times New Roman"/>
+          <w:b/>
+          <w:sz w:val="28"/>
+        </w:rPr>
+        <w:t>За табл. 2.3: It = 33,8 відповідає II–III категорії важкості праці (діапазон 19–45 балів).</w:t>
+      </w:r>
+    </w:p>
+    <w:p/>
+    <w:p>
+      <w:pPr>
+        <w:spacing w:after="80"/>
+      </w:pPr>
+      <w:r>
+        <w:rPr>
+          <w:rFonts w:ascii="Times New Roman" w:hAnsi="Times New Roman"/>
+          <w:b/>
+          <w:sz w:val="28"/>
+        </w:rPr>
+        <w:t>4. Коефіцієнт умов праці (Kу)</w:t>
+      </w:r>
+    </w:p>
+    <w:p>
+      <w:pPr>
+        <w:spacing w:after="80"/>
+        <w:jc w:val="both"/>
+      </w:pPr>
+      <w:r>
+        <w:rPr>
+          <w:rFonts w:ascii="Times New Roman" w:hAnsi="Times New Roman"/>
+          <w:sz w:val="28"/>
+        </w:rPr>
+        <w:t xml:space="preserve">Для параметрів, що відхиляються від нормативних </w:t>
+      </w:r>
+      <w:r>
+        <w:rPr>
+          <w:rFonts w:ascii="Times New Roman" w:hAnsi="Times New Roman"/>
+          <w:sz w:val="28"/>
+        </w:rPr>
+        <w:t>(освітленість і тривалість зосередженого спостереження), розраховуємо індекси відповідності за формулою (2.5):</w:t>
+      </w:r>
+    </w:p>
+    <w:p>
+      <w:pPr>
+        <w:spacing w:after="80"/>
+        <w:jc w:val="both"/>
+      </w:pPr>
+      <w:r>
+        <w:rPr>
+          <w:rFonts w:ascii="Times New Roman" w:hAnsi="Times New Roman"/>
+          <w:sz w:val="28"/>
+        </w:rPr>
+        <w:t xml:space="preserve">  • Освітленість (підвищення покращує умови): а₁ = Eфакт / Eнорм = 200 / 300 = 0,67</w:t>
+      </w:r>
+    </w:p>
+    <w:p>
+      <w:pPr>
+        <w:spacing w:after="80"/>
+        <w:jc w:val="both"/>
+      </w:pPr>
+      <w:r>
+        <w:rPr>
+          <w:rFonts w:ascii="Times New Roman" w:hAnsi="Times New Roman"/>
+          <w:sz w:val="28"/>
+        </w:rPr>
+        <w:t xml:space="preserve">  • Тривалість зосередженого спостереження (зниження покращує</w:t>
+      </w:r>
+      <w:r>
+        <w:rPr>
+          <w:rFonts w:ascii="Times New Roman" w:hAnsi="Times New Roman"/>
+          <w:sz w:val="28"/>
+        </w:rPr>
+        <w:t xml:space="preserve"> умови): а₂ = Тнорм / Тфакт = 25 / 40 = 0,625</w:t>
+      </w:r>
+    </w:p>
+    <w:p>
+      <w:pPr>
+        <w:spacing w:after="80"/>
+      </w:pPr>
+      <w:r>
+        <w:rPr>
+          <w:rFonts w:ascii="Times New Roman" w:hAnsi="Times New Roman"/>
+          <w:b/>
+          <w:sz w:val="28"/>
+        </w:rPr>
+        <w:t xml:space="preserve">    Kу = √(а₁ · а₂) = √(0,67 · 0,625) = √0,419 = 0,647</w:t>
+      </w:r>
+    </w:p>
+    <w:p>
+      <w:pPr>
+        <w:spacing w:after="80"/>
+        <w:jc w:val="both"/>
+      </w:pPr>
+      <w:r>
+        <w:rPr>
+          <w:rFonts w:ascii="Times New Roman" w:hAnsi="Times New Roman"/>
+          <w:sz w:val="28"/>
+        </w:rPr>
+        <w:t>Kу = 0,647 — умови праці становлять лише 64,7% від нормативних, що вказує на необхідність поліпшення освітлення та зменшення тривалості напруженої роботи.</w:t>
+      </w:r>
+    </w:p>
+    <w:p/>
+    <w:p>
+      <w:pPr>
+        <w:spacing w:after="80"/>
+      </w:pPr>
+      <w:r>
+        <w:rPr>
+          <w:rFonts w:ascii="Times New Roman" w:hAnsi="Times New Roman"/>
+          <w:b/>
+          <w:sz w:val="28"/>
+        </w:rPr>
+        <w:t>5. Ступінь стомлення та працездатності</w:t>
+      </w:r>
+    </w:p>
+    <w:p>
+      <w:pPr>
+        <w:spacing w:after="80"/>
+        <w:jc w:val="both"/>
+      </w:pPr>
+      <w:r>
+        <w:rPr>
+          <w:rFonts w:ascii="Times New Roman" w:hAnsi="Times New Roman"/>
+          <w:sz w:val="28"/>
+        </w:rPr>
+        <w:t>Ступінь стомлення (Y) за інтегральною бальною оцінкою:</w:t>
+      </w:r>
+    </w:p>
+    <w:p>
+      <w:pPr>
+        <w:spacing w:after="80"/>
+      </w:pPr>
+      <w:r>
+        <w:rPr>
+          <w:rFonts w:ascii="Times New Roman" w:hAnsi="Times New Roman"/>
+          <w:b/>
+          <w:sz w:val="28"/>
+        </w:rPr>
+        <w:t xml:space="preserve">    Y = (It − 15,6) / 0,64 = (33,8 − 15,6) / 0,64 = 18,2 / 0,64 = 28,4 %</w:t>
+      </w:r>
+    </w:p>
+    <w:p>
+      <w:pPr>
+        <w:spacing w:after="80"/>
+        <w:jc w:val="both"/>
+      </w:pPr>
+      <w:r>
+        <w:rPr>
+          <w:rFonts w:ascii="Times New Roman" w:hAnsi="Times New Roman"/>
+          <w:sz w:val="28"/>
+        </w:rPr>
+        <w:t>Ступінь працездатності (R):</w:t>
+      </w:r>
+    </w:p>
+    <w:p>
+      <w:pPr>
+        <w:spacing w:after="80"/>
+      </w:pPr>
+      <w:r>
+        <w:rPr>
+          <w:rFonts w:ascii="Times New Roman" w:hAnsi="Times New Roman"/>
+          <w:b/>
+          <w:sz w:val="28"/>
+        </w:rPr>
+        <w:t xml:space="preserve">    R = 100 − Y = 100 − 28,4 = 71,6 %</w:t>
+      </w:r>
+    </w:p>
+    <w:p>
+      <w:pPr>
+        <w:spacing w:after="80"/>
+        <w:jc w:val="both"/>
+      </w:pPr>
+      <w:r>
+        <w:rPr>
+          <w:rFonts w:ascii="Times New Roman" w:hAnsi="Times New Roman"/>
+          <w:sz w:val="28"/>
+        </w:rPr>
+        <w:t xml:space="preserve">Ступінь стомлення Y = </w:t>
+      </w:r>
+      <w:r>
+        <w:rPr>
+          <w:rFonts w:ascii="Times New Roman" w:hAnsi="Times New Roman"/>
+          <w:sz w:val="28"/>
+        </w:rPr>
+        <w:t>28,4 % (помірне). Ступінь збереженої працездатності R = 71,6 % вказує на задовільний рівень працездатності, проте за умови усунення виявлених порушень (освітлення та зосередженої уваги) R може бути підвищений до 85–90 %.</w:t>
+      </w:r>
+    </w:p>
+    <w:p/>
+    <w:p>
+      <w:pPr>
+        <w:spacing w:after="80"/>
+      </w:pPr>
+      <w:r>
+        <w:rPr>
+          <w:rFonts w:ascii="Times New Roman" w:hAnsi="Times New Roman"/>
+          <w:sz w:val="28"/>
+        </w:rPr>
+        <w:t>Таблиця 2.6 – Зведені результати а</w:t>
+      </w:r>
+      <w:r>
+        <w:rPr>
+          <w:rFonts w:ascii="Times New Roman" w:hAnsi="Times New Roman"/>
+          <w:sz w:val="28"/>
+        </w:rPr>
+        <w:t>налізу умов праці (варіант 16)</w:t>
+      </w:r>
+    </w:p>
+    <w:tbl>
+      <w:tblPr>
+        <w:tblStyle w:val="aff2"/>
+        <w:tblW w:w="0" w:type="auto"/>
+        <w:tblLook w:val="04A0" w:firstRow="1" w:lastRow="0" w:firstColumn="1" w:lastColumn="0" w:noHBand="0" w:noVBand="1"/>
+      </w:tblPr>
+      <w:tblGrid>
+        <w:gridCol w:w="3324"/>
+        <w:gridCol w:w="3324"/>
+        <w:gridCol w:w="3324"/>
+      </w:tblGrid>
+      <w:tr>
+        <w:tc>
+          <w:tcPr>
+            <w:tcW w:w="3324" w:type="dxa"/>
+            <w:shd w:val="clear" w:color="auto" w:fill="1A376C"/>
+          </w:tcPr>
+          <w:p>
+            <w:pPr>
+              <w:spacing w:after="40"/>
+              <w:jc w:val="center"/>
+            </w:pPr>
+            <w:r>
+              <w:rPr>
+                <w:rFonts w:ascii="Times New Roman" w:hAnsi="Times New Roman"/>
+                <w:b/>
+                <w:color w:val="FFFFFF"/>
+                <w:sz w:val="24"/>
+              </w:rPr>
+              <w:t>Показник</w:t>
+            </w:r>
+          </w:p>
+        </w:tc>
+        <w:tc>
+          <w:tcPr>
+            <w:tcW w:w="3324" w:type="dxa"/>
+            <w:shd w:val="clear" w:color="auto" w:fill="1A376C"/>
+          </w:tcPr>
+          <w:p>
+            <w:pPr>
+              <w:spacing w:after="40"/>
+              <w:jc w:val="center"/>
+            </w:pPr>
+            <w:r>
+              <w:rPr>
+                <w:rFonts w:ascii="Times New Roman" w:hAnsi="Times New Roman"/>
+                <w:b/>
+                <w:color w:val="FFFFFF"/>
+                <w:sz w:val="24"/>
+              </w:rPr>
+              <w:t>Значення</w:t>
+            </w:r>
+          </w:p>
+        </w:tc>
+        <w:tc>
+          <w:tcPr>
+            <w:tcW w:w="3324" w:type="dxa"/>
+            <w:shd w:val="clear" w:color="auto" w:fill="1A376C"/>
+          </w:tcPr>
+          <w:p>
+            <w:pPr>
+              <w:spacing w:after="40"/>
+              <w:jc w:val="center"/>
+            </w:pPr>
+            <w:r>
+              <w:rPr>
+                <w:rFonts w:ascii="Times New Roman" w:hAnsi="Times New Roman"/>
+                <w:b/>
+                <w:color w:val="FFFFFF"/>
+                <w:sz w:val="24"/>
+              </w:rPr>
+              <w:t>Оцінка / Норма</w:t>
+            </w:r>
+          </w:p>
+        </w:tc>
+      </w:tr>
+      <w:tr>
+        <w:tc>
+          <w:tcPr>
+            <w:tcW w:w="3324" w:type="dxa"/>
+          </w:tcPr>
+          <w:p>
+            <w:pPr>
+              <w:spacing w:after="40"/>
+            </w:pPr>
+            <w:r>
+              <w:rPr>
+                <w:rFonts w:ascii="Times New Roman" w:hAnsi="Times New Roman"/>
+                <w:sz w:val="24"/>
+              </w:rPr>
+              <w:lastRenderedPageBreak/>
+              <w:t>Коефіцієнт безпеки устаткування Kб</w:t>
+            </w:r>
+          </w:p>
+        </w:tc>
+        <w:tc>
+          <w:tcPr>
+            <w:tcW w:w="3324" w:type="dxa"/>
+          </w:tcPr>
+          <w:p>
+            <w:pPr>
+              <w:spacing w:after="40"/>
+              <w:jc w:val="center"/>
+            </w:pPr>
+            <w:r>
+              <w:rPr>
+                <w:rFonts w:ascii="Times New Roman" w:hAnsi="Times New Roman"/>
+                <w:sz w:val="24"/>
+              </w:rPr>
+              <w:t>32,1 %</w:t>
+            </w:r>
+          </w:p>
+        </w:tc>
+        <w:tc>
+          <w:tcPr>
+            <w:tcW w:w="3324" w:type="dxa"/>
+          </w:tcPr>
+          <w:p>
+            <w:pPr>
+              <w:spacing w:after="40"/>
+            </w:pPr>
+            <w:r>
+              <w:rPr>
+                <w:rFonts w:ascii="Times New Roman" w:hAnsi="Times New Roman"/>
+                <w:sz w:val="24"/>
+              </w:rPr>
+              <w:t>Незадовільно (&lt; 100 %)</w:t>
+            </w:r>
+          </w:p>
+        </w:tc>
+      </w:tr>
+      <w:tr>
+        <w:tc>
+          <w:tcPr>
+            <w:tcW w:w="3324" w:type="dxa"/>
+          </w:tcPr>
+          <w:p>
+            <w:pPr>
+              <w:spacing w:after="40"/>
+            </w:pPr>
+            <w:r>
+              <w:rPr>
+                <w:rFonts w:ascii="Times New Roman" w:hAnsi="Times New Roman"/>
+                <w:sz w:val="24"/>
+              </w:rPr>
+              <w:t>Пріоритет усунення порушень</w:t>
+            </w:r>
+          </w:p>
+        </w:tc>
+        <w:tc>
+          <w:tcPr>
+            <w:tcW w:w="3324" w:type="dxa"/>
+          </w:tcPr>
+          <w:p>
+            <w:pPr>
+              <w:spacing w:after="40"/>
+              <w:jc w:val="center"/>
+            </w:pPr>
+            <w:r>
+              <w:rPr>
+                <w:rFonts w:ascii="Times New Roman" w:hAnsi="Times New Roman"/>
+                <w:sz w:val="24"/>
+              </w:rPr>
+              <w:t>ПЕОМ №2,3 → №5 → №1,4</w:t>
+            </w:r>
+          </w:p>
+        </w:tc>
+        <w:tc>
+          <w:tcPr>
+            <w:tcW w:w="3324" w:type="dxa"/>
+          </w:tcPr>
+          <w:p>
+            <w:pPr>
+              <w:spacing w:after="40"/>
+            </w:pPr>
+            <w:r>
+              <w:rPr>
+                <w:rFonts w:ascii="Times New Roman" w:hAnsi="Times New Roman"/>
+                <w:sz w:val="24"/>
+              </w:rPr>
+              <w:t>Від найгірших до кращих</w:t>
+            </w:r>
+          </w:p>
+        </w:tc>
+      </w:tr>
+      <w:tr>
+        <w:tc>
+          <w:tcPr>
+            <w:tcW w:w="3324" w:type="dxa"/>
+          </w:tcPr>
+          <w:p>
+            <w:pPr>
+              <w:spacing w:after="40"/>
+            </w:pPr>
+            <w:r>
+              <w:rPr>
+                <w:rFonts w:ascii="Times New Roman" w:hAnsi="Times New Roman"/>
+                <w:sz w:val="24"/>
+              </w:rPr>
+              <w:t>Інтегральна оцінка важкості праці It</w:t>
+            </w:r>
+          </w:p>
+        </w:tc>
+        <w:tc>
+          <w:tcPr>
+            <w:tcW w:w="3324" w:type="dxa"/>
+          </w:tcPr>
+          <w:p>
+            <w:pPr>
+              <w:spacing w:after="40"/>
+              <w:jc w:val="center"/>
+            </w:pPr>
+            <w:r>
+              <w:rPr>
+                <w:rFonts w:ascii="Times New Roman" w:hAnsi="Times New Roman"/>
+                <w:sz w:val="24"/>
+              </w:rPr>
+              <w:t xml:space="preserve">33,8 </w:t>
+            </w:r>
+            <w:r>
+              <w:rPr>
+                <w:rFonts w:ascii="Times New Roman" w:hAnsi="Times New Roman"/>
+                <w:sz w:val="24"/>
+              </w:rPr>
+              <w:t>балів</w:t>
+            </w:r>
+          </w:p>
+        </w:tc>
+        <w:tc>
+          <w:tcPr>
+            <w:tcW w:w="3324" w:type="dxa"/>
+          </w:tcPr>
+          <w:p>
+            <w:pPr>
+              <w:spacing w:after="40"/>
+            </w:pPr>
+            <w:r>
+              <w:rPr>
+                <w:rFonts w:ascii="Times New Roman" w:hAnsi="Times New Roman"/>
+                <w:sz w:val="24"/>
+              </w:rPr>
+              <w:t>II–III категорія</w:t>
+            </w:r>
+          </w:p>
+        </w:tc>
+      </w:tr>
+      <w:tr>
+        <w:tc>
+          <w:tcPr>
+            <w:tcW w:w="3324" w:type="dxa"/>
+          </w:tcPr>
+          <w:p>
+            <w:pPr>
+              <w:spacing w:after="40"/>
+            </w:pPr>
+            <w:r>
+              <w:rPr>
+                <w:rFonts w:ascii="Times New Roman" w:hAnsi="Times New Roman"/>
+                <w:sz w:val="24"/>
+              </w:rPr>
+              <w:t>Коефіцієнт умов праці Kу</w:t>
+            </w:r>
+          </w:p>
+        </w:tc>
+        <w:tc>
+          <w:tcPr>
+            <w:tcW w:w="3324" w:type="dxa"/>
+          </w:tcPr>
+          <w:p>
+            <w:pPr>
+              <w:spacing w:after="40"/>
+              <w:jc w:val="center"/>
+            </w:pPr>
+            <w:r>
+              <w:rPr>
+                <w:rFonts w:ascii="Times New Roman" w:hAnsi="Times New Roman"/>
+                <w:sz w:val="24"/>
+              </w:rPr>
+              <w:t>0,647</w:t>
+            </w:r>
+          </w:p>
+        </w:tc>
+        <w:tc>
+          <w:tcPr>
+            <w:tcW w:w="3324" w:type="dxa"/>
+          </w:tcPr>
+          <w:p>
+            <w:pPr>
+              <w:spacing w:after="40"/>
+            </w:pPr>
+            <w:r>
+              <w:rPr>
+                <w:rFonts w:ascii="Times New Roman" w:hAnsi="Times New Roman"/>
+                <w:sz w:val="24"/>
+              </w:rPr>
+              <w:t>Нижче норми (&lt; 1,0)</w:t>
+            </w:r>
+          </w:p>
+        </w:tc>
+      </w:tr>
+      <w:tr>
+        <w:tc>
+          <w:tcPr>
+            <w:tcW w:w="3324" w:type="dxa"/>
+          </w:tcPr>
+          <w:p>
+            <w:pPr>
+              <w:spacing w:after="40"/>
+            </w:pPr>
+            <w:r>
+              <w:rPr>
+                <w:rFonts w:ascii="Times New Roman" w:hAnsi="Times New Roman"/>
+                <w:sz w:val="24"/>
+              </w:rPr>
+              <w:t>Ступінь стомлення Y</w:t>
+            </w:r>
+          </w:p>
+        </w:tc>
+        <w:tc>
+          <w:tcPr>
+            <w:tcW w:w="3324" w:type="dxa"/>
+          </w:tcPr>
+          <w:p>
+            <w:pPr>
+              <w:spacing w:after="40"/>
+              <w:jc w:val="center"/>
+            </w:pPr>
+            <w:r>
+              <w:rPr>
+                <w:rFonts w:ascii="Times New Roman" w:hAnsi="Times New Roman"/>
+                <w:sz w:val="24"/>
+              </w:rPr>
+              <w:t>28,4 %</w:t>
+            </w:r>
+          </w:p>
+        </w:tc>
+        <w:tc>
+          <w:tcPr>
+            <w:tcW w:w="3324" w:type="dxa"/>
+          </w:tcPr>
+          <w:p>
+            <w:pPr>
+              <w:spacing w:after="40"/>
+            </w:pPr>
+            <w:r>
+              <w:rPr>
+                <w:rFonts w:ascii="Times New Roman" w:hAnsi="Times New Roman"/>
+                <w:sz w:val="24"/>
+              </w:rPr>
+              <w:t>Помірне стомлення</w:t>
+            </w:r>
+          </w:p>
+        </w:tc>
+      </w:tr>
+      <w:tr>
+        <w:tc>
+          <w:tcPr>
+            <w:tcW w:w="3324" w:type="dxa"/>
+          </w:tcPr>
+          <w:p>
+            <w:pPr>
+              <w:spacing w:after="40"/>
+            </w:pPr>
+            <w:r>
+              <w:rPr>
+                <w:rFonts w:ascii="Times New Roman" w:hAnsi="Times New Roman"/>
+                <w:sz w:val="24"/>
+              </w:rPr>
+              <w:t>Ступінь працездатності R</w:t>
+            </w:r>
+          </w:p>
+        </w:tc>
+        <w:tc>
+          <w:tcPr>
+            <w:tcW w:w="3324" w:type="dxa"/>
+          </w:tcPr>
+          <w:p>
+            <w:pPr>
+              <w:spacing w:after="40"/>
+              <w:jc w:val="center"/>
+            </w:pPr>
+            <w:r>
+              <w:rPr>
+                <w:rFonts w:ascii="Times New Roman" w:hAnsi="Times New Roman"/>
+                <w:sz w:val="24"/>
+              </w:rPr>
+              <w:t>71,6 %</w:t>
+            </w:r>
+          </w:p>
+        </w:tc>
+        <w:tc>
+          <w:tcPr>
+            <w:tcW w:w="3324" w:type="dxa"/>
+          </w:tcPr>
+          <w:p>
+            <w:pPr>
+              <w:spacing w:after="40"/>
+            </w:pPr>
+            <w:r>
+              <w:rPr>
+                <w:rFonts w:ascii="Times New Roman" w:hAnsi="Times New Roman"/>
+                <w:sz w:val="24"/>
+              </w:rPr>
+              <w:t>Задовільна</w:t>
+            </w:r>
+          </w:p>
+        </w:tc>
+      </w:tr>
+    </w:tbl>
+    <w:p/>
+    <w:p>
+      <w:pPr>
+        <w:spacing w:after="80"/>
+      </w:pPr>
+      <w:r>
+        <w:rPr>
+          <w:rFonts w:ascii="Times New Roman" w:hAnsi="Times New Roman"/>
+          <w:b/>
+          <w:sz w:val="28"/>
+        </w:rPr>
+        <w:t>Висновок:</w:t>
+      </w:r>
+    </w:p>
+    <w:p>
+      <w:pPr>
+        <w:spacing w:after="80"/>
+        <w:ind w:firstLine="709"/>
+        <w:jc w:val="both"/>
+      </w:pPr>
+      <w:r>
+        <w:rPr>
+          <w:rFonts w:ascii="Times New Roman" w:hAnsi="Times New Roman"/>
+          <w:sz w:val="28"/>
+        </w:rPr>
+        <w:t xml:space="preserve">За результатами виконання інформаційної картки №5 проведено </w:t>
+      </w:r>
+      <w:r>
+        <w:rPr>
+          <w:rFonts w:ascii="Times New Roman" w:hAnsi="Times New Roman"/>
+          <w:sz w:val="28"/>
+        </w:rPr>
+        <w:t>аналітичну оцінку умов праці на робочих місцях ПЕОМ №1–5 (варіант 16).</w:t>
+      </w:r>
+    </w:p>
+    <w:p>
+      <w:pPr>
+        <w:spacing w:after="80"/>
+        <w:ind w:firstLine="709"/>
+        <w:jc w:val="both"/>
+      </w:pPr>
+      <w:r>
+        <w:rPr>
+          <w:rFonts w:ascii="Times New Roman" w:hAnsi="Times New Roman"/>
+          <w:sz w:val="28"/>
+        </w:rPr>
+        <w:t>Загальний коефіцієнт безпеки устаткування Kб = 32,1 % свідчить про наявність суттєвих порушень вимог безпеки. Основними порушеннями є: незадовільне розміщення обладнання та незадовільни</w:t>
+      </w:r>
+      <w:r>
+        <w:rPr>
+          <w:rFonts w:ascii="Times New Roman" w:hAnsi="Times New Roman"/>
+          <w:sz w:val="28"/>
+        </w:rPr>
+        <w:t>й обсяг приміщення (оцінка 9 балів кожне). Пріоритет усунення: ПЕОМ №2 та №3 → ПЕОМ №5 → ПЕОМ №1 та №4.</w:t>
+      </w:r>
+    </w:p>
+    <w:p>
+      <w:pPr>
+        <w:spacing w:after="80"/>
+        <w:ind w:firstLine="709"/>
+        <w:jc w:val="both"/>
+      </w:pPr>
+      <w:r>
+        <w:rPr>
+          <w:rFonts w:ascii="Times New Roman" w:hAnsi="Times New Roman"/>
+          <w:sz w:val="28"/>
+        </w:rPr>
+        <w:t>Інтегральна бальна оцінка важкості праці It = 33,8 балів відповідає II–III категорії важкості праці. Основним чинником, що знижує умови, є тривалість зо</w:t>
+      </w:r>
+      <w:r>
+        <w:rPr>
+          <w:rFonts w:ascii="Times New Roman" w:hAnsi="Times New Roman"/>
+          <w:sz w:val="28"/>
+        </w:rPr>
+        <w:t>середженого спостереження (40% при нормі ≤25%) та недостатня освітленість (200 лк при нормі 300 лк).</w:t>
+      </w:r>
+    </w:p>
+    <w:p>
+      <w:pPr>
+        <w:spacing w:after="80"/>
+        <w:ind w:firstLine="709"/>
+        <w:jc w:val="both"/>
+      </w:pPr>
+      <w:r>
+        <w:rPr>
+          <w:rFonts w:ascii="Times New Roman" w:hAnsi="Times New Roman"/>
+          <w:sz w:val="28"/>
+        </w:rPr>
+        <w:t>Коефіцієнт умов праці Kу = 0,647 вказує, що умови праці відповідають лише 64,7% нормативного рівня. Ступінь стомлення Y = 28,4 % (помірне), ступінь збереже</w:t>
+      </w:r>
+      <w:r>
+        <w:rPr>
+          <w:rFonts w:ascii="Times New Roman" w:hAnsi="Times New Roman"/>
+          <w:sz w:val="28"/>
+        </w:rPr>
+        <w:t>ної працездатності R = 71,6 %.</w:t>
+      </w:r>
+    </w:p>
+    <w:p>
+      <w:pPr>
+        <w:spacing w:after="80"/>
+        <w:ind w:firstLine="709"/>
+        <w:jc w:val="both"/>
+      </w:pPr>
+      <w:r>
+        <w:rPr>
+          <w:rFonts w:ascii="Times New Roman" w:hAnsi="Times New Roman"/>
+          <w:sz w:val="28"/>
+        </w:rPr>
+        <w:t xml:space="preserve">Рекомендовані заходи: збільшити освітленість робочих місць до 300 лк (встановити додаткові світильники); запровадити регламентовані перерви для зниження тривалості зосередженої роботи; усунути порушення розміщення обладнання </w:t>
+      </w:r>
+      <w:r>
+        <w:rPr>
+          <w:rFonts w:ascii="Times New Roman" w:hAnsi="Times New Roman"/>
+          <w:sz w:val="28"/>
+        </w:rPr>
+        <w:t>та нормалізувати площу приміщення (не менше 6 м²/особу); привести захисне заземлення до норм.</w:t>
       </w:r>
     </w:p>
     <w:sectPr>
-      <w:headerReference w:type="default" r:id="rId8"/>
-      <w:headerReference w:type="first" r:id="rId9"/>
+      <w:headerReference w:type="even" r:id="rId8"/>
+      <w:headerReference w:type="default" r:id="rId9"/>
+      <w:footerReference w:type="even" r:id="rId10"/>
+      <w:footerReference w:type="default" r:id="rId11"/>
+      <w:headerReference w:type="first" r:id="rId12"/>
+      <w:footerReference w:type="first" r:id="rId13"/>
       <w:pgSz w:w="12240" w:h="15840"/>
-      <w:pgMar w:top="1134" w:right="850" w:bottom="2552" w:left="1417" w:header="720" w:footer="720" w:gutter="0"/>
+      <w:pgMar w:top="1134" w:right="850" w:bottom="2268" w:left="1417" w:header="720" w:footer="720" w:gutter="0"/>
       <w:cols w:space="720"/>
       <w:titlePg/>
       <w:docGrid w:linePitch="360"/>
@@ -1287,6 +3713,36 @@
 </w:endnotes>
 </file>
 
+<file path=word/footer1.xml><?xml version="1.0" encoding="utf-8"?>
+<w:ftr xmlns:wpc="http://schemas.microsoft.com/office/word/2010/wordprocessingCanvas" xmlns:cx="http://schemas.microsoft.com/office/drawing/2014/chartex" xmlns:cx1="http://schemas.microsoft.com/office/drawing/2015/9/8/chartex" xmlns:cx2="http://schemas.microsoft.com/office/drawing/2015/10/21/chartex" xmlns:cx3="http://schemas.microsoft.com/office/drawing/2016/5/9/chartex" xmlns:cx4="http://schemas.microsoft.com/office/drawing/2016/5/10/chartex" xmlns:cx5="http://schemas.microsoft.com/office/drawing/2016/5/11/chartex" xmlns:cx6="http://schemas.microsoft.com/office/drawing/2016/5/12/chartex" xmlns:cx7="http://schemas.microsoft.com/office/drawing/2016/5/13/chartex" xmlns:cx8="http://schemas.microsoft.com/office/drawing/2016/5/14/chartex" xmlns:mc="http://schemas.openxmlformats.org/markup-compatibility/2006" xmlns:aink="http://schemas.microsoft.com/office/drawing/2016/ink" xmlns:am3d="http://schemas.microsoft.com/office/drawing/2017/model3d" xmlns:o="urn:schemas-microsoft-com:office:office" xmlns:r="http://schemas.openxmlformats.org/officeDocument/2006/relationships" xmlns:m="http://schemas.openxmlformats.org/officeDocument/2006/math" xmlns:v="urn:schemas-microsoft-com:vml" xmlns:wp14="http://schemas.microsoft.com/office/word/2010/wordprocessingDrawing" xmlns:wp="http://schemas.openxmlformats.org/drawingml/2006/wordprocessingDrawing" xmlns:w10="urn:schemas-microsoft-com:office:word" xmlns:w="http://schemas.openxmlformats.org/wordprocessingml/2006/main" xmlns:w14="http://schemas.microsoft.com/office/word/2010/wordml" xmlns:w15="http://schemas.microsoft.com/office/word/2012/wordml" xmlns:w16cex="http://schemas.microsoft.com/office/word/2018/wordml/cex" xmlns:w16cid="http://schemas.microsoft.com/office/word/2016/wordml/cid" xmlns:w16="http://schemas.microsoft.com/office/word/2018/wordml" xmlns:w16sdtdh="http://schemas.microsoft.com/office/word/2020/wordml/sdtdatahash" xmlns:w16se="http://schemas.microsoft.com/office/word/2015/wordml/symex" xmlns:wpg="http://schemas.microsoft.com/office/word/2010/wordprocessingGroup" xmlns:wpi="http://schemas.microsoft.com/office/word/2010/wordprocessingInk" xmlns:wne="http://schemas.microsoft.com/office/word/2006/wordml" xmlns:wps="http://schemas.microsoft.com/office/word/2010/wordprocessingShape" mc:Ignorable="w14 w15 w16se w16cid w16 w16cex w16sdtdh wp14">
+  <w:p>
+    <w:pPr>
+      <w:pStyle w:val="a7"/>
+    </w:pPr>
+  </w:p>
+</w:ftr>
+</file>
+
+<file path=word/footer2.xml><?xml version="1.0" encoding="utf-8"?>
+<w:ftr xmlns:wpc="http://schemas.microsoft.com/office/word/2010/wordprocessingCanvas" xmlns:cx="http://schemas.microsoft.com/office/drawing/2014/chartex" xmlns:cx1="http://schemas.microsoft.com/office/drawing/2015/9/8/chartex" xmlns:cx2="http://schemas.microsoft.com/office/drawing/2015/10/21/chartex" xmlns:cx3="http://schemas.microsoft.com/office/drawing/2016/5/9/chartex" xmlns:cx4="http://schemas.microsoft.com/office/drawing/2016/5/10/chartex" xmlns:cx5="http://schemas.microsoft.com/office/drawing/2016/5/11/chartex" xmlns:cx6="http://schemas.microsoft.com/office/drawing/2016/5/12/chartex" xmlns:cx7="http://schemas.microsoft.com/office/drawing/2016/5/13/chartex" xmlns:cx8="http://schemas.microsoft.com/office/drawing/2016/5/14/chartex" xmlns:mc="http://schemas.openxmlformats.org/markup-compatibility/2006" xmlns:aink="http://schemas.microsoft.com/office/drawing/2016/ink" xmlns:am3d="http://schemas.microsoft.com/office/drawing/2017/model3d" xmlns:o="urn:schemas-microsoft-com:office:office" xmlns:r="http://schemas.openxmlformats.org/officeDocument/2006/relationships" xmlns:m="http://schemas.openxmlformats.org/officeDocument/2006/math" xmlns:v="urn:schemas-microsoft-com:vml" xmlns:wp14="http://schemas.microsoft.com/office/word/2010/wordprocessingDrawing" xmlns:wp="http://schemas.openxmlformats.org/drawingml/2006/wordprocessingDrawing" xmlns:w10="urn:schemas-microsoft-com:office:word" xmlns:w="http://schemas.openxmlformats.org/wordprocessingml/2006/main" xmlns:w14="http://schemas.microsoft.com/office/word/2010/wordml" xmlns:w15="http://schemas.microsoft.com/office/word/2012/wordml" xmlns:w16cex="http://schemas.microsoft.com/office/word/2018/wordml/cex" xmlns:w16cid="http://schemas.microsoft.com/office/word/2016/wordml/cid" xmlns:w16="http://schemas.microsoft.com/office/word/2018/wordml" xmlns:w16sdtdh="http://schemas.microsoft.com/office/word/2020/wordml/sdtdatahash" xmlns:w16se="http://schemas.microsoft.com/office/word/2015/wordml/symex" xmlns:wpg="http://schemas.microsoft.com/office/word/2010/wordprocessingGroup" xmlns:wpi="http://schemas.microsoft.com/office/word/2010/wordprocessingInk" xmlns:wne="http://schemas.microsoft.com/office/word/2006/wordml" xmlns:wps="http://schemas.microsoft.com/office/word/2010/wordprocessingShape" mc:Ignorable="w14 w15 w16se w16cid w16 w16cex w16sdtdh wp14">
+  <w:p>
+    <w:pPr>
+      <w:pStyle w:val="a7"/>
+    </w:pPr>
+  </w:p>
+</w:ftr>
+</file>
+
+<file path=word/footer3.xml><?xml version="1.0" encoding="utf-8"?>
+<w:ftr xmlns:wpc="http://schemas.microsoft.com/office/word/2010/wordprocessingCanvas" xmlns:cx="http://schemas.microsoft.com/office/drawing/2014/chartex" xmlns:cx1="http://schemas.microsoft.com/office/drawing/2015/9/8/chartex" xmlns:cx2="http://schemas.microsoft.com/office/drawing/2015/10/21/chartex" xmlns:cx3="http://schemas.microsoft.com/office/drawing/2016/5/9/chartex" xmlns:cx4="http://schemas.microsoft.com/office/drawing/2016/5/10/chartex" xmlns:cx5="http://schemas.microsoft.com/office/drawing/2016/5/11/chartex" xmlns:cx6="http://schemas.microsoft.com/office/drawing/2016/5/12/chartex" xmlns:cx7="http://schemas.microsoft.com/office/drawing/2016/5/13/chartex" xmlns:cx8="http://schemas.microsoft.com/office/drawing/2016/5/14/chartex" xmlns:mc="http://schemas.openxmlformats.org/markup-compatibility/2006" xmlns:aink="http://schemas.microsoft.com/office/drawing/2016/ink" xmlns:am3d="http://schemas.microsoft.com/office/drawing/2017/model3d" xmlns:o="urn:schemas-microsoft-com:office:office" xmlns:r="http://schemas.openxmlformats.org/officeDocument/2006/relationships" xmlns:m="http://schemas.openxmlformats.org/officeDocument/2006/math" xmlns:v="urn:schemas-microsoft-com:vml" xmlns:wp14="http://schemas.microsoft.com/office/word/2010/wordprocessingDrawing" xmlns:wp="http://schemas.openxmlformats.org/drawingml/2006/wordprocessingDrawing" xmlns:w10="urn:schemas-microsoft-com:office:word" xmlns:w="http://schemas.openxmlformats.org/wordprocessingml/2006/main" xmlns:w14="http://schemas.microsoft.com/office/word/2010/wordml" xmlns:w15="http://schemas.microsoft.com/office/word/2012/wordml" xmlns:w16cex="http://schemas.microsoft.com/office/word/2018/wordml/cex" xmlns:w16cid="http://schemas.microsoft.com/office/word/2016/wordml/cid" xmlns:w16="http://schemas.microsoft.com/office/word/2018/wordml" xmlns:w16sdtdh="http://schemas.microsoft.com/office/word/2020/wordml/sdtdatahash" xmlns:w16se="http://schemas.microsoft.com/office/word/2015/wordml/symex" xmlns:wpg="http://schemas.microsoft.com/office/word/2010/wordprocessingGroup" xmlns:wpi="http://schemas.microsoft.com/office/word/2010/wordprocessingInk" xmlns:wne="http://schemas.microsoft.com/office/word/2006/wordml" xmlns:wps="http://schemas.microsoft.com/office/word/2010/wordprocessingShape" mc:Ignorable="w14 w15 w16se w16cid w16 w16cex w16sdtdh wp14">
+  <w:p>
+    <w:pPr>
+      <w:pStyle w:val="a7"/>
+    </w:pPr>
+  </w:p>
+</w:ftr>
+</file>
+
 <file path=word/footnotes.xml><?xml version="1.0" encoding="utf-8"?>
 <w:footnotes xmlns:wpc="http://schemas.microsoft.com/office/word/2010/wordprocessingCanvas" xmlns:cx="http://schemas.microsoft.com/office/drawing/2014/chartex" xmlns:cx1="http://schemas.microsoft.com/office/drawing/2015/9/8/chartex" xmlns:cx2="http://schemas.microsoft.com/office/drawing/2015/10/21/chartex" xmlns:cx3="http://schemas.microsoft.com/office/drawing/2016/5/9/chartex" xmlns:cx4="http://schemas.microsoft.com/office/drawing/2016/5/10/chartex" xmlns:cx5="http://schemas.microsoft.com/office/drawing/2016/5/11/chartex" xmlns:cx6="http://schemas.microsoft.com/office/drawing/2016/5/12/chartex" xmlns:cx7="http://schemas.microsoft.com/office/drawing/2016/5/13/chartex" xmlns:cx8="http://schemas.microsoft.com/office/drawing/2016/5/14/chartex" xmlns:mc="http://schemas.openxmlformats.org/markup-compatibility/2006" xmlns:aink="http://schemas.microsoft.com/office/drawing/2016/ink" xmlns:am3d="http://schemas.microsoft.com/office/drawing/2017/model3d" xmlns:o="urn:schemas-microsoft-com:office:office" xmlns:r="http://schemas.openxmlformats.org/officeDocument/2006/relationships" xmlns:m="http://schemas.openxmlformats.org/officeDocument/2006/math" xmlns:v="urn:schemas-microsoft-com:vml" xmlns:wp14="http://schemas.microsoft.com/office/word/2010/wordprocessingDrawing" xmlns:wp="http://schemas.openxmlformats.org/drawingml/2006/wordprocessingDrawing" xmlns:w10="urn:schemas-microsoft-com:office:word" xmlns:w="http://schemas.openxmlformats.org/wordprocessingml/2006/main" xmlns:w14="http://schemas.microsoft.com/office/word/2010/wordml" xmlns:w15="http://schemas.microsoft.com/office/word/2012/wordml" xmlns:w16cex="http://schemas.microsoft.com/office/word/2018/wordml/cex" xmlns:w16cid="http://schemas.microsoft.com/office/word/2016/wordml/cid" xmlns:w16="http://schemas.microsoft.com/office/word/2018/wordml" xmlns:w16sdtdh="http://schemas.microsoft.com/office/word/2020/wordml/sdtdatahash" xmlns:w16se="http://schemas.microsoft.com/office/word/2015/wordml/symex" xmlns:wpg="http://schemas.microsoft.com/office/word/2010/wordprocessingGroup" xmlns:wpi="http://schemas.microsoft.com/office/word/2010/wordprocessingInk" xmlns:wne="http://schemas.microsoft.com/office/word/2006/wordml" xmlns:wps="http://schemas.microsoft.com/office/word/2010/wordprocessingShape" mc:Ignorable="w14 w15 w16se w16cid w16 w16cex w16sdtdh wp14">
   <w:footnote w:type="separator" w:id="-1">
@@ -1318,6 +3774,16 @@
     <w:pPr>
       <w:pStyle w:val="a5"/>
     </w:pPr>
+  </w:p>
+</w:hdr>
+</file>
+
+<file path=word/header2.xml><?xml version="1.0" encoding="utf-8"?>
+<w:hdr xmlns:wpc="http://schemas.microsoft.com/office/word/2010/wordprocessingCanvas" xmlns:cx="http://schemas.microsoft.com/office/drawing/2014/chartex" xmlns:cx1="http://schemas.microsoft.com/office/drawing/2015/9/8/chartex" xmlns:cx2="http://schemas.microsoft.com/office/drawing/2015/10/21/chartex" xmlns:cx3="http://schemas.microsoft.com/office/drawing/2016/5/9/chartex" xmlns:cx4="http://schemas.microsoft.com/office/drawing/2016/5/10/chartex" xmlns:cx5="http://schemas.microsoft.com/office/drawing/2016/5/11/chartex" xmlns:cx6="http://schemas.microsoft.com/office/drawing/2016/5/12/chartex" xmlns:cx7="http://schemas.microsoft.com/office/drawing/2016/5/13/chartex" xmlns:cx8="http://schemas.microsoft.com/office/drawing/2016/5/14/chartex" xmlns:mc="http://schemas.openxmlformats.org/markup-compatibility/2006" xmlns:aink="http://schemas.microsoft.com/office/drawing/2016/ink" xmlns:am3d="http://schemas.microsoft.com/office/drawing/2017/model3d" xmlns:o="urn:schemas-microsoft-com:office:office" xmlns:r="http://schemas.openxmlformats.org/officeDocument/2006/relationships" xmlns:m="http://schemas.openxmlformats.org/officeDocument/2006/math" xmlns:v="urn:schemas-microsoft-com:vml" xmlns:wp14="http://schemas.microsoft.com/office/word/2010/wordprocessingDrawing" xmlns:wp="http://schemas.openxmlformats.org/drawingml/2006/wordprocessingDrawing" xmlns:w10="urn:schemas-microsoft-com:office:word" xmlns:w="http://schemas.openxmlformats.org/wordprocessingml/2006/main" xmlns:w14="http://schemas.microsoft.com/office/word/2010/wordml" xmlns:w15="http://schemas.microsoft.com/office/word/2012/wordml" xmlns:w16cex="http://schemas.microsoft.com/office/word/2018/wordml/cex" xmlns:w16cid="http://schemas.microsoft.com/office/word/2016/wordml/cid" xmlns:w16="http://schemas.microsoft.com/office/word/2018/wordml" xmlns:w16sdtdh="http://schemas.microsoft.com/office/word/2020/wordml/sdtdatahash" xmlns:w16se="http://schemas.microsoft.com/office/word/2015/wordml/symex" xmlns:wpg="http://schemas.microsoft.com/office/word/2010/wordprocessingGroup" xmlns:wpi="http://schemas.microsoft.com/office/word/2010/wordprocessingInk" xmlns:wne="http://schemas.microsoft.com/office/word/2006/wordml" xmlns:wps="http://schemas.microsoft.com/office/word/2010/wordprocessingShape" mc:Ignorable="w14 w15 w16se w16cid w16 w16cex w16sdtdh wp14">
+  <w:p>
+    <w:pPr>
+      <w:pStyle w:val="a5"/>
+    </w:pPr>
     <w:r>
       <w:rPr>
         <w:noProof/>
@@ -1325,16 +3791,16 @@
       <mc:AlternateContent>
         <mc:Choice Requires="wpg">
           <w:drawing>
-            <wp:anchor distT="0" distB="0" distL="114300" distR="114300" simplePos="0" relativeHeight="251657728" behindDoc="0" locked="1" layoutInCell="1" allowOverlap="1" wp14:anchorId="767272D8" wp14:editId="6D096F47">
+            <wp:anchor distT="0" distB="0" distL="114300" distR="114300" simplePos="0" relativeHeight="251657728" behindDoc="0" locked="1" layoutInCell="1" allowOverlap="1" wp14:anchorId="24362346" wp14:editId="1FA57AFE">
               <wp:simplePos x="0" y="0"/>
               <wp:positionH relativeFrom="page">
-                <wp:posOffset>739140</wp:posOffset>
+                <wp:posOffset>737235</wp:posOffset>
               </wp:positionH>
               <wp:positionV relativeFrom="page">
-                <wp:posOffset>167640</wp:posOffset>
+                <wp:posOffset>179705</wp:posOffset>
               </wp:positionV>
-              <wp:extent cx="6588760" cy="9793605"/>
-              <wp:effectExtent l="0" t="0" r="21590" b="17145"/>
+              <wp:extent cx="6588760" cy="9805035"/>
+              <wp:effectExtent l="0" t="0" r="21590" b="24765"/>
               <wp:wrapNone/>
               <wp:docPr id="21" name="Группа 21"/>
               <wp:cNvGraphicFramePr>
@@ -1349,7 +3815,7 @@
                     <wpg:grpSpPr bwMode="auto">
                       <a:xfrm>
                         <a:off x="0" y="0"/>
-                        <a:ext cx="6588760" cy="9793605"/>
+                        <a:ext cx="6588760" cy="9805035"/>
                         <a:chOff x="0" y="0"/>
                         <a:chExt cx="20000" cy="20000"/>
                       </a:xfrm>
@@ -2471,7 +4937,7 @@
         </mc:Choice>
         <mc:Fallback>
           <w:pict>
-            <v:group w14:anchorId="767272D8" id="Группа 21" o:spid="_x0000_s1026" style="position:absolute;margin-left:58.2pt;margin-top:13.2pt;width:518.8pt;height:771.15pt;z-index:251657728;mso-position-horizontal-relative:page;mso-position-vertical-relative:page" coordsize="20000,20000" o:gfxdata="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">
+            <v:group w14:anchorId="24362346" id="Группа 21" o:spid="_x0000_s1026" style="position:absolute;margin-left:58.05pt;margin-top:14.15pt;width:518.8pt;height:772.05pt;z-index:251657728;mso-position-horizontal-relative:page;mso-position-vertical-relative:page" coordsize="20000,20000" o:gfxdata="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">
               <v:rect id="Rectangle 2" o:spid="_x0000_s1027" style="position:absolute;width:20000;height:20000;visibility:visible;mso-wrap-style:square;v-text-anchor:top" o:gfxdata="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" filled="f" strokeweight="2pt"/>
               <v:line id="Line 3" o:spid="_x0000_s1028" style="position:absolute;visibility:visible;mso-wrap-style:square" from="1093,18949" to="1095,19989" o:connectortype="straight" o:gfxdata="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" strokeweight="2pt"/>
               <v:line id="Line 4" o:spid="_x0000_s1029" style="position:absolute;visibility:visible;mso-wrap-style:square" from="10,18941" to="19977,18942" o:connectortype="straight" o:gfxdata="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" strokeweight="2pt"/>
@@ -2771,7 +5237,7 @@
 </w:hdr>
 </file>
 
-<file path=word/header2.xml><?xml version="1.0" encoding="utf-8"?>
+<file path=word/header3.xml><?xml version="1.0" encoding="utf-8"?>
 <w:hdr xmlns:wpc="http://schemas.microsoft.com/office/word/2010/wordprocessingCanvas" xmlns:cx="http://schemas.microsoft.com/office/drawing/2014/chartex" xmlns:cx1="http://schemas.microsoft.com/office/drawing/2015/9/8/chartex" xmlns:cx2="http://schemas.microsoft.com/office/drawing/2015/10/21/chartex" xmlns:cx3="http://schemas.microsoft.com/office/drawing/2016/5/9/chartex" xmlns:cx4="http://schemas.microsoft.com/office/drawing/2016/5/10/chartex" xmlns:cx5="http://schemas.microsoft.com/office/drawing/2016/5/11/chartex" xmlns:cx6="http://schemas.microsoft.com/office/drawing/2016/5/12/chartex" xmlns:cx7="http://schemas.microsoft.com/office/drawing/2016/5/13/chartex" xmlns:cx8="http://schemas.microsoft.com/office/drawing/2016/5/14/chartex" xmlns:mc="http://schemas.openxmlformats.org/markup-compatibility/2006" xmlns:aink="http://schemas.microsoft.com/office/drawing/2016/ink" xmlns:am3d="http://schemas.microsoft.com/office/drawing/2017/model3d" xmlns:o="urn:schemas-microsoft-com:office:office" xmlns:r="http://schemas.openxmlformats.org/officeDocument/2006/relationships" xmlns:m="http://schemas.openxmlformats.org/officeDocument/2006/math" xmlns:v="urn:schemas-microsoft-com:vml" xmlns:wp14="http://schemas.microsoft.com/office/word/2010/wordprocessingDrawing" xmlns:wp="http://schemas.openxmlformats.org/drawingml/2006/wordprocessingDrawing" xmlns:w10="urn:schemas-microsoft-com:office:word" xmlns:w="http://schemas.openxmlformats.org/wordprocessingml/2006/main" xmlns:w14="http://schemas.microsoft.com/office/word/2010/wordml" xmlns:w15="http://schemas.microsoft.com/office/word/2012/wordml" xmlns:w16cex="http://schemas.microsoft.com/office/word/2018/wordml/cex" xmlns:w16cid="http://schemas.microsoft.com/office/word/2016/wordml/cid" xmlns:w16="http://schemas.microsoft.com/office/word/2018/wordml" xmlns:w16sdtdh="http://schemas.microsoft.com/office/word/2020/wordml/sdtdatahash" xmlns:w16se="http://schemas.microsoft.com/office/word/2015/wordml/symex" xmlns:wpg="http://schemas.microsoft.com/office/word/2010/wordprocessingGroup" xmlns:wpi="http://schemas.microsoft.com/office/word/2010/wordprocessingInk" xmlns:wne="http://schemas.microsoft.com/office/word/2006/wordml" xmlns:wps="http://schemas.microsoft.com/office/word/2010/wordprocessingShape" mc:Ignorable="w14 w15 w16se w16cid w16 w16cex w16sdtdh wp14">
   <w:p>
     <w:pPr>
@@ -2784,16 +5250,16 @@
       <mc:AlternateContent>
         <mc:Choice Requires="wpg">
           <w:drawing>
-            <wp:anchor distT="0" distB="0" distL="114300" distR="114300" simplePos="0" relativeHeight="251658752" behindDoc="0" locked="1" layoutInCell="1" allowOverlap="1" wp14:anchorId="510D67E6" wp14:editId="07976EA1">
+            <wp:anchor distT="0" distB="0" distL="114300" distR="114300" simplePos="0" relativeHeight="251658752" behindDoc="0" locked="1" layoutInCell="1" allowOverlap="1" wp14:anchorId="3552B7D1" wp14:editId="2FE4D76F">
               <wp:simplePos x="0" y="0"/>
               <wp:positionH relativeFrom="page">
-                <wp:posOffset>733425</wp:posOffset>
+                <wp:posOffset>732790</wp:posOffset>
               </wp:positionH>
               <wp:positionV relativeFrom="page">
-                <wp:posOffset>260350</wp:posOffset>
+                <wp:posOffset>198120</wp:posOffset>
               </wp:positionV>
-              <wp:extent cx="6588760" cy="9609455"/>
-              <wp:effectExtent l="0" t="0" r="21590" b="29845"/>
+              <wp:extent cx="6588760" cy="9773920"/>
+              <wp:effectExtent l="0" t="0" r="21590" b="17780"/>
               <wp:wrapNone/>
               <wp:docPr id="41" name="Группа 41"/>
               <wp:cNvGraphicFramePr>
@@ -2808,7 +5274,7 @@
                     <wpg:grpSpPr bwMode="auto">
                       <a:xfrm>
                         <a:off x="0" y="0"/>
-                        <a:ext cx="6588760" cy="9609455"/>
+                        <a:ext cx="6588760" cy="9773920"/>
                         <a:chOff x="0" y="0"/>
                         <a:chExt cx="20000" cy="20000"/>
                       </a:xfrm>
@@ -5298,7 +7764,7 @@
                                 <w:i w:val="0"/>
                                 <w:sz w:val="18"/>
                               </w:rPr>
-                              <w:t>3</w:t>
+                              <w:t>10</w:t>
                             </w:r>
                           </w:p>
                         </w:txbxContent>
@@ -5475,7 +7941,7 @@
         </mc:Choice>
         <mc:Fallback>
           <w:pict>
-            <v:group w14:anchorId="510D67E6" id="Группа 41" o:spid="_x0000_s1046" style="position:absolute;margin-left:57.75pt;margin-top:20.5pt;width:518.8pt;height:756.65pt;z-index:251658752;mso-position-horizontal-relative:page;mso-position-vertical-relative:page" coordsize="20000,20000" o:gfxdata="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">
+            <v:group w14:anchorId="3552B7D1" id="Группа 41" o:spid="_x0000_s1046" style="position:absolute;margin-left:57.7pt;margin-top:15.6pt;width:518.8pt;height:769.6pt;z-index:251658752;mso-position-horizontal-relative:page;mso-position-vertical-relative:page" coordsize="20000,20000" o:gfxdata="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">
               <v:rect id="Rectangle 22" o:spid="_x0000_s1047" style="position:absolute;width:20000;height:20000;visibility:visible;mso-wrap-style:square;v-text-anchor:top" o:gfxdata="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" filled="f" strokeweight="2pt"/>
               <v:line id="Line 23" o:spid="_x0000_s1048" style="position:absolute;visibility:visible;mso-wrap-style:square" from="993,17183" to="995,18221" o:connectortype="straight" o:gfxdata="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" strokeweight="2pt"/>
               <v:line id="Line 24" o:spid="_x0000_s1049" style="position:absolute;visibility:visible;mso-wrap-style:square" from="10,17173" to="19977,17174" o:connectortype="straight" o:gfxdata="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" strokeweight="2pt"/>
@@ -6131,7 +8597,7 @@
                           <w:i w:val="0"/>
                           <w:sz w:val="18"/>
                         </w:rPr>
-                        <w:t>3</w:t>
+                        <w:t>10</w:t>
                       </w:r>
                     </w:p>
                   </w:txbxContent>
@@ -17765,7 +20231,7 @@
   </w:style>
   <w:style w:type="paragraph" w:customStyle="1" w:styleId="affa">
     <w:name w:val="Чертежный"/>
-    <w:rsid w:val="003937FA"/>
+    <w:rsid w:val="00751C01"/>
     <w:pPr>
       <w:spacing w:after="0" w:line="240" w:lineRule="auto"/>
       <w:jc w:val="both"/>
